--- a/Fase 2/2.Evidencia Grupal/2.6_GuiaEstudiante_Fase 2_Informe Final Proyecto APT.docx
+++ b/Fase 2/2.Evidencia Grupal/2.6_GuiaEstudiante_Fase 2_Informe Final Proyecto APT.docx
@@ -165,6 +165,7 @@
                                 </w:rPr>
                                 <w:t xml:space="preserve">Asignatura </w:t>
                               </w:r>
+                              <w:proofErr w:type="spellStart"/>
                               <w:r>
                                 <w:rPr>
                                   <w:b/>
@@ -174,8 +175,7 @@
                                 </w:rPr>
                                 <w:t>Capstone</w:t>
                               </w:r>
-                              <w:bookmarkStart w:id="0" w:name="_GoBack"/>
-                              <w:bookmarkEnd w:id="0"/>
+                              <w:proofErr w:type="spellEnd"/>
                             </w:p>
                           </w:txbxContent>
                         </wps:txbx>
@@ -352,6 +352,7 @@
                           </w:rPr>
                           <w:t xml:space="preserve">Asignatura </w:t>
                         </w:r>
+                        <w:proofErr w:type="spellStart"/>
                         <w:r>
                           <w:rPr>
                             <w:b/>
@@ -361,8 +362,7 @@
                           </w:rPr>
                           <w:t>Capstone</w:t>
                         </w:r>
-                        <w:bookmarkStart w:id="1" w:name="_GoBack"/>
-                        <w:bookmarkEnd w:id="1"/>
+                        <w:proofErr w:type="spellEnd"/>
                       </w:p>
                     </w:txbxContent>
                   </v:textbox>
@@ -705,6 +705,27 @@
           <w:p>
             <w:pPr>
               <w:rPr>
+                <w:rFonts w:ascii="Calibri" w:hAnsi="Calibri" w:cs="Arial"/>
+                <w:i/>
+                <w:sz w:val="20"/>
+                <w:szCs w:val="20"/>
+                <w:lang w:eastAsia="es-CL"/>
+              </w:rPr>
+            </w:pPr>
+            <w:r>
+              <w:rPr>
+                <w:rFonts w:ascii="Calibri" w:hAnsi="Calibri" w:cs="Arial"/>
+                <w:i/>
+                <w:sz w:val="20"/>
+                <w:szCs w:val="20"/>
+                <w:lang w:eastAsia="es-CL"/>
+              </w:rPr>
+              <w:t>Escribe el nombre de tu Proyecto APT.</w:t>
+            </w:r>
+          </w:p>
+          <w:p>
+            <w:pPr>
+              <w:rPr>
                 <w:b/>
               </w:rPr>
             </w:pPr>
@@ -712,13 +733,24 @@
               <w:rPr>
                 <w:rFonts w:ascii="Calibri" w:hAnsi="Calibri" w:cs="Arial"/>
                 <w:i/>
-                <w:color w:val="548DD4"/>
                 <w:sz w:val="20"/>
                 <w:szCs w:val="20"/>
                 <w:lang w:eastAsia="es-CL"/>
               </w:rPr>
-              <w:t>Escribe el nombre de tu Proyecto APT.</w:t>
-            </w:r>
+              <w:t xml:space="preserve"> </w:t>
+            </w:r>
+            <w:proofErr w:type="spellStart"/>
+            <w:r>
+              <w:rPr>
+                <w:rFonts w:ascii="Calibri" w:hAnsi="Calibri" w:cs="Arial"/>
+                <w:i/>
+                <w:sz w:val="20"/>
+                <w:szCs w:val="20"/>
+                <w:lang w:eastAsia="es-CL"/>
+              </w:rPr>
+              <w:t>LifeBetter</w:t>
+            </w:r>
+            <w:proofErr w:type="spellEnd"/>
           </w:p>
         </w:tc>
       </w:tr>
@@ -762,34 +794,109 @@
               <w:rPr>
                 <w:rFonts w:ascii="Calibri" w:hAnsi="Calibri" w:cs="Arial"/>
                 <w:i/>
-                <w:color w:val="548DD4"/>
                 <w:sz w:val="20"/>
                 <w:szCs w:val="20"/>
                 <w:lang w:eastAsia="es-CL"/>
               </w:rPr>
-              <w:t xml:space="preserve">Menciona la(s) área(s) de desempeño de tu Plan de Estudio que </w:t>
-            </w:r>
-            <w:r>
-              <w:rPr>
-                <w:rFonts w:ascii="Calibri" w:hAnsi="Calibri" w:cs="Arial"/>
-                <w:i/>
-                <w:color w:val="548DD4"/>
+              <w:t>Menciona la(s) área(s) de desempeño de tu Plan de Estudio que abordaron tu Proyecto APT.</w:t>
+            </w:r>
+            <w:r>
+              <w:rPr>
+                <w:rFonts w:ascii="Calibri" w:hAnsi="Calibri" w:cs="Arial"/>
+                <w:i/>
                 <w:sz w:val="20"/>
                 <w:szCs w:val="20"/>
                 <w:lang w:eastAsia="es-CL"/>
               </w:rPr>
-              <w:t xml:space="preserve">abordaron </w:t>
-            </w:r>
-            <w:r>
-              <w:rPr>
-                <w:rFonts w:ascii="Calibri" w:hAnsi="Calibri" w:cs="Arial"/>
-                <w:i/>
-                <w:color w:val="548DD4"/>
+              <w:t xml:space="preserve"> Desarrollo de Software, Análisis y Evaluación de soluciones informáticas, Calidad de Software, Gestión de Proyectos Informáticos, Automatización, </w:t>
+            </w:r>
+            <w:proofErr w:type="spellStart"/>
+            <w:r>
+              <w:rPr>
+                <w:rFonts w:ascii="Calibri" w:hAnsi="Calibri" w:cs="Arial"/>
+                <w:i/>
                 <w:sz w:val="20"/>
                 <w:szCs w:val="20"/>
                 <w:lang w:eastAsia="es-CL"/>
               </w:rPr>
-              <w:t>tu Proyecto APT.</w:t>
+              <w:t>IoT</w:t>
+            </w:r>
+            <w:proofErr w:type="spellEnd"/>
+            <w:r>
+              <w:rPr>
+                <w:rFonts w:ascii="Calibri" w:hAnsi="Calibri" w:cs="Arial"/>
+                <w:i/>
+                <w:sz w:val="20"/>
+                <w:szCs w:val="20"/>
+                <w:lang w:eastAsia="es-CL"/>
+              </w:rPr>
+              <w:t xml:space="preserve">, </w:t>
+            </w:r>
+            <w:proofErr w:type="spellStart"/>
+            <w:r>
+              <w:rPr>
+                <w:rFonts w:ascii="Calibri" w:hAnsi="Calibri" w:cs="Arial"/>
+                <w:i/>
+                <w:sz w:val="20"/>
+                <w:szCs w:val="20"/>
+                <w:lang w:eastAsia="es-CL"/>
+              </w:rPr>
+              <w:t>AIoT</w:t>
+            </w:r>
+            <w:proofErr w:type="spellEnd"/>
+            <w:r>
+              <w:rPr>
+                <w:rFonts w:ascii="Calibri" w:hAnsi="Calibri" w:cs="Arial"/>
+                <w:i/>
+                <w:sz w:val="20"/>
+                <w:szCs w:val="20"/>
+                <w:lang w:eastAsia="es-CL"/>
+              </w:rPr>
+              <w:t xml:space="preserve">, </w:t>
+            </w:r>
+            <w:proofErr w:type="spellStart"/>
+            <w:r>
+              <w:rPr>
+                <w:rFonts w:ascii="Calibri" w:hAnsi="Calibri" w:cs="Arial"/>
+                <w:i/>
+                <w:sz w:val="20"/>
+                <w:szCs w:val="20"/>
+                <w:lang w:eastAsia="es-CL"/>
+              </w:rPr>
+              <w:t>Generative</w:t>
+            </w:r>
+            <w:proofErr w:type="spellEnd"/>
+            <w:r>
+              <w:rPr>
+                <w:rFonts w:ascii="Calibri" w:hAnsi="Calibri" w:cs="Arial"/>
+                <w:i/>
+                <w:sz w:val="20"/>
+                <w:szCs w:val="20"/>
+                <w:lang w:eastAsia="es-CL"/>
+              </w:rPr>
+              <w:t xml:space="preserve"> AI, Data </w:t>
+            </w:r>
+            <w:proofErr w:type="spellStart"/>
+            <w:r>
+              <w:rPr>
+                <w:rFonts w:ascii="Calibri" w:hAnsi="Calibri" w:cs="Arial"/>
+                <w:i/>
+                <w:sz w:val="20"/>
+                <w:szCs w:val="20"/>
+                <w:lang w:eastAsia="es-CL"/>
+              </w:rPr>
+              <w:t>Science</w:t>
+            </w:r>
+            <w:proofErr w:type="spellEnd"/>
+            <w:r>
+              <w:rPr>
+                <w:rFonts w:ascii="Calibri" w:hAnsi="Calibri" w:cs="Arial"/>
+                <w:i/>
+                <w:sz w:val="20"/>
+                <w:szCs w:val="20"/>
+                <w:lang w:eastAsia="es-CL"/>
+              </w:rPr>
+              <w:t xml:space="preserve"> y Seguridad.</w:t>
             </w:r>
           </w:p>
         </w:tc>
@@ -835,6 +942,154 @@
           <w:p>
             <w:pPr>
               <w:rPr>
+                <w:rFonts w:ascii="Calibri" w:hAnsi="Calibri" w:cs="Arial"/>
+                <w:i/>
+                <w:sz w:val="20"/>
+                <w:szCs w:val="20"/>
+                <w:lang w:eastAsia="es-CL"/>
+              </w:rPr>
+            </w:pPr>
+            <w:r>
+              <w:rPr>
+                <w:rFonts w:ascii="Calibri" w:hAnsi="Calibri" w:cs="Arial"/>
+                <w:i/>
+                <w:sz w:val="20"/>
+                <w:szCs w:val="20"/>
+                <w:lang w:eastAsia="es-CL"/>
+              </w:rPr>
+              <w:t xml:space="preserve">Menciona las </w:t>
+            </w:r>
+            <w:proofErr w:type="gramStart"/>
+            <w:r>
+              <w:rPr>
+                <w:rFonts w:ascii="Calibri" w:hAnsi="Calibri" w:cs="Arial"/>
+                <w:i/>
+                <w:sz w:val="20"/>
+                <w:szCs w:val="20"/>
+                <w:lang w:eastAsia="es-CL"/>
+              </w:rPr>
+              <w:t>competencias  de</w:t>
+            </w:r>
+            <w:proofErr w:type="gramEnd"/>
+            <w:r>
+              <w:rPr>
+                <w:rFonts w:ascii="Calibri" w:hAnsi="Calibri" w:cs="Arial"/>
+                <w:i/>
+                <w:sz w:val="20"/>
+                <w:szCs w:val="20"/>
+                <w:lang w:eastAsia="es-CL"/>
+              </w:rPr>
+              <w:t xml:space="preserve"> tu Plan de Estudio que abordaste en tu Proyecto APT.</w:t>
+            </w:r>
+          </w:p>
+          <w:p>
+            <w:pPr>
+              <w:rPr>
+                <w:rFonts w:ascii="Calibri" w:hAnsi="Calibri" w:cs="Arial"/>
+                <w:i/>
+                <w:sz w:val="20"/>
+                <w:szCs w:val="20"/>
+                <w:lang w:eastAsia="es-CL"/>
+              </w:rPr>
+            </w:pPr>
+            <w:r>
+              <w:rPr>
+                <w:rFonts w:ascii="Calibri" w:hAnsi="Calibri" w:cs="Arial"/>
+                <w:i/>
+                <w:sz w:val="20"/>
+                <w:szCs w:val="20"/>
+                <w:lang w:eastAsia="es-CL"/>
+              </w:rPr>
+              <w:t>Desarrollar una solución de software utilizando técnicas que permitan sistematizar el proceso de desarrollo y mantenimiento, asegurando el logro de los objetivos.</w:t>
+            </w:r>
+          </w:p>
+          <w:p>
+            <w:pPr>
+              <w:rPr>
+                <w:rFonts w:ascii="Calibri" w:hAnsi="Calibri" w:cs="Arial"/>
+                <w:i/>
+                <w:sz w:val="20"/>
+                <w:szCs w:val="20"/>
+                <w:lang w:eastAsia="es-CL"/>
+              </w:rPr>
+            </w:pPr>
+            <w:r>
+              <w:rPr>
+                <w:rFonts w:ascii="Calibri" w:hAnsi="Calibri" w:cs="Arial"/>
+                <w:i/>
+                <w:sz w:val="20"/>
+                <w:szCs w:val="20"/>
+                <w:lang w:eastAsia="es-CL"/>
+              </w:rPr>
+              <w:t>Construir modelos de datos para soportar los requerimientos de la organización de acuerdo a un diseño definido y escalable en el tiempo.</w:t>
+            </w:r>
+          </w:p>
+          <w:p>
+            <w:pPr>
+              <w:rPr>
+                <w:rFonts w:ascii="Calibri" w:hAnsi="Calibri" w:cs="Arial"/>
+                <w:i/>
+                <w:sz w:val="20"/>
+                <w:szCs w:val="20"/>
+                <w:lang w:eastAsia="es-CL"/>
+              </w:rPr>
+            </w:pPr>
+            <w:r>
+              <w:rPr>
+                <w:rFonts w:ascii="Calibri" w:hAnsi="Calibri" w:cs="Arial"/>
+                <w:i/>
+                <w:sz w:val="20"/>
+                <w:szCs w:val="20"/>
+                <w:lang w:eastAsia="es-CL"/>
+              </w:rPr>
+              <w:t xml:space="preserve">Realizar pruebas de certificación tanto de los productos como de los procesos utilizando buenas prácticas definidas por la industria. </w:t>
+            </w:r>
+          </w:p>
+          <w:p>
+            <w:pPr>
+              <w:rPr>
+                <w:rFonts w:ascii="Calibri" w:hAnsi="Calibri" w:cs="Arial"/>
+                <w:i/>
+                <w:sz w:val="20"/>
+                <w:szCs w:val="20"/>
+                <w:lang w:eastAsia="es-CL"/>
+              </w:rPr>
+            </w:pPr>
+            <w:r>
+              <w:rPr>
+                <w:rFonts w:ascii="Calibri" w:hAnsi="Calibri" w:cs="Arial"/>
+                <w:i/>
+                <w:sz w:val="20"/>
+                <w:szCs w:val="20"/>
+                <w:lang w:eastAsia="es-CL"/>
+              </w:rPr>
+              <w:t xml:space="preserve">Resolver las vulnerabilidades sistémicas para asegurar que el software construido cumple las normas de seguridad exigidas por la industria. </w:t>
+            </w:r>
+          </w:p>
+          <w:p>
+            <w:pPr>
+              <w:rPr>
+                <w:rFonts w:ascii="Calibri" w:hAnsi="Calibri" w:cs="Arial"/>
+                <w:i/>
+                <w:sz w:val="20"/>
+                <w:szCs w:val="20"/>
+                <w:lang w:eastAsia="es-CL"/>
+              </w:rPr>
+            </w:pPr>
+            <w:r>
+              <w:rPr>
+                <w:rFonts w:ascii="Calibri" w:hAnsi="Calibri" w:cs="Arial"/>
+                <w:i/>
+                <w:sz w:val="20"/>
+                <w:szCs w:val="20"/>
+                <w:lang w:eastAsia="es-CL"/>
+              </w:rPr>
+              <w:t>Gestionar proyectos informáticos, ofreciendo alternativas para la toma de decisiones de acuerdo a los requerimientos de la organización</w:t>
+            </w:r>
+          </w:p>
+          <w:p>
+            <w:pPr>
+              <w:rPr>
                 <w:b/>
               </w:rPr>
             </w:pPr>
@@ -842,34 +1097,11 @@
               <w:rPr>
                 <w:rFonts w:ascii="Calibri" w:hAnsi="Calibri" w:cs="Arial"/>
                 <w:i/>
-                <w:color w:val="548DD4"/>
                 <w:sz w:val="20"/>
                 <w:szCs w:val="20"/>
                 <w:lang w:eastAsia="es-CL"/>
               </w:rPr>
-              <w:t xml:space="preserve">Menciona las competencias  de tu Plan de Estudio que </w:t>
-            </w:r>
-            <w:r>
-              <w:rPr>
-                <w:rFonts w:ascii="Calibri" w:hAnsi="Calibri" w:cs="Arial"/>
-                <w:i/>
-                <w:color w:val="548DD4"/>
-                <w:sz w:val="20"/>
-                <w:szCs w:val="20"/>
-                <w:lang w:eastAsia="es-CL"/>
-              </w:rPr>
-              <w:t>abordaste e</w:t>
-            </w:r>
-            <w:r>
-              <w:rPr>
-                <w:rFonts w:ascii="Calibri" w:hAnsi="Calibri" w:cs="Arial"/>
-                <w:i/>
-                <w:color w:val="548DD4"/>
-                <w:sz w:val="20"/>
-                <w:szCs w:val="20"/>
-                <w:lang w:eastAsia="es-CL"/>
-              </w:rPr>
-              <w:t>n tu Proyecto APT.</w:t>
+              <w:t>Implementar soluciones sistémicas integrales para automatizar y optimizar procesos de negocio de acuerdo a las necesidades de la organización.</w:t>
             </w:r>
           </w:p>
         </w:tc>
@@ -925,6 +1157,7 @@
                 <w:color w:val="1F3864" w:themeColor="accent1" w:themeShade="80"/>
                 <w:sz w:val="18"/>
               </w:rPr>
+              <w:lastRenderedPageBreak/>
               <w:t>Contenidos de</w:t>
             </w:r>
             <w:r>
@@ -1001,8 +1234,7 @@
               <w:jc w:val="both"/>
               <w:textAlignment w:val="baseline"/>
               <w:rPr>
-                <w:rFonts w:ascii="Segoe UI" w:hAnsi="Segoe UI" w:cs="Segoe UI"/>
-                <w:color w:val="0070C0"/>
+                <w:rFonts w:ascii="Calibri" w:hAnsi="Calibri" w:cs="Calibri"/>
                 <w:sz w:val="18"/>
                 <w:szCs w:val="18"/>
               </w:rPr>
@@ -1013,23 +1245,10 @@
                 <w:rFonts w:ascii="Calibri" w:hAnsi="Calibri" w:cs="Calibri"/>
                 <w:i/>
                 <w:iCs/>
-                <w:color w:val="0070C0"/>
-                <w:sz w:val="18"/>
-                <w:szCs w:val="18"/>
-              </w:rPr>
-              <w:t>Señala qu</w:t>
-            </w:r>
-            <w:r>
-              <w:rPr>
-                <w:rStyle w:val="normaltextrun"/>
-                <w:rFonts w:ascii="Segoe UI" w:hAnsi="Segoe UI" w:cs="Segoe UI"/>
-                <w:i/>
-                <w:iCs/>
-                <w:color w:val="0070C0"/>
-                <w:sz w:val="18"/>
-                <w:szCs w:val="18"/>
-              </w:rPr>
-              <w:t>é</w:t>
+                <w:sz w:val="18"/>
+                <w:szCs w:val="18"/>
+              </w:rPr>
+              <w:t>Señala qué problema busc</w:t>
             </w:r>
             <w:r>
               <w:rPr>
@@ -1037,11 +1256,10 @@
                 <w:rFonts w:ascii="Calibri" w:hAnsi="Calibri" w:cs="Calibri"/>
                 <w:i/>
                 <w:iCs/>
-                <w:color w:val="0070C0"/>
-                <w:sz w:val="18"/>
-                <w:szCs w:val="18"/>
-              </w:rPr>
-              <w:t xml:space="preserve"> problema busc</w:t>
+                <w:sz w:val="18"/>
+                <w:szCs w:val="18"/>
+              </w:rPr>
+              <w:t>ó</w:t>
             </w:r>
             <w:r>
               <w:rPr>
@@ -1049,11 +1267,10 @@
                 <w:rFonts w:ascii="Calibri" w:hAnsi="Calibri" w:cs="Calibri"/>
                 <w:i/>
                 <w:iCs/>
-                <w:color w:val="0070C0"/>
-                <w:sz w:val="18"/>
-                <w:szCs w:val="18"/>
-              </w:rPr>
-              <w:t>ó</w:t>
+                <w:sz w:val="18"/>
+                <w:szCs w:val="18"/>
+              </w:rPr>
+              <w:t xml:space="preserve"> solucionar tu proyecto</w:t>
             </w:r>
             <w:r>
               <w:rPr>
@@ -1061,11 +1278,10 @@
                 <w:rFonts w:ascii="Calibri" w:hAnsi="Calibri" w:cs="Calibri"/>
                 <w:i/>
                 <w:iCs/>
-                <w:color w:val="0070C0"/>
-                <w:sz w:val="18"/>
-                <w:szCs w:val="18"/>
-              </w:rPr>
-              <w:t xml:space="preserve"> solucionar tu proyecto</w:t>
+                <w:sz w:val="18"/>
+                <w:szCs w:val="18"/>
+              </w:rPr>
+              <w:t xml:space="preserve"> y</w:t>
             </w:r>
             <w:r>
               <w:rPr>
@@ -1073,11 +1289,10 @@
                 <w:rFonts w:ascii="Calibri" w:hAnsi="Calibri" w:cs="Calibri"/>
                 <w:i/>
                 <w:iCs/>
-                <w:color w:val="0070C0"/>
-                <w:sz w:val="18"/>
-                <w:szCs w:val="18"/>
-              </w:rPr>
-              <w:t xml:space="preserve"> y</w:t>
+                <w:sz w:val="18"/>
+                <w:szCs w:val="18"/>
+              </w:rPr>
+              <w:t xml:space="preserve"> </w:t>
             </w:r>
             <w:r>
               <w:rPr>
@@ -1085,11 +1300,10 @@
                 <w:rFonts w:ascii="Calibri" w:hAnsi="Calibri" w:cs="Calibri"/>
                 <w:i/>
                 <w:iCs/>
-                <w:color w:val="0070C0"/>
-                <w:sz w:val="18"/>
-                <w:szCs w:val="18"/>
-              </w:rPr>
-              <w:t xml:space="preserve"> </w:t>
+                <w:sz w:val="18"/>
+                <w:szCs w:val="18"/>
+              </w:rPr>
+              <w:t>su</w:t>
             </w:r>
             <w:r>
               <w:rPr>
@@ -1097,11 +1311,10 @@
                 <w:rFonts w:ascii="Calibri" w:hAnsi="Calibri" w:cs="Calibri"/>
                 <w:i/>
                 <w:iCs/>
-                <w:color w:val="0070C0"/>
-                <w:sz w:val="18"/>
-                <w:szCs w:val="18"/>
-              </w:rPr>
-              <w:t>su</w:t>
+                <w:sz w:val="18"/>
+                <w:szCs w:val="18"/>
+              </w:rPr>
+              <w:t xml:space="preserve"> relevancia para e</w:t>
             </w:r>
             <w:r>
               <w:rPr>
@@ -1109,11 +1322,10 @@
                 <w:rFonts w:ascii="Calibri" w:hAnsi="Calibri" w:cs="Calibri"/>
                 <w:i/>
                 <w:iCs/>
-                <w:color w:val="0070C0"/>
-                <w:sz w:val="18"/>
-                <w:szCs w:val="18"/>
-              </w:rPr>
-              <w:t xml:space="preserve"> relevancia para e</w:t>
+                <w:sz w:val="18"/>
+                <w:szCs w:val="18"/>
+              </w:rPr>
+              <w:t>l</w:t>
             </w:r>
             <w:r>
               <w:rPr>
@@ -1121,11 +1333,10 @@
                 <w:rFonts w:ascii="Calibri" w:hAnsi="Calibri" w:cs="Calibri"/>
                 <w:i/>
                 <w:iCs/>
-                <w:color w:val="0070C0"/>
-                <w:sz w:val="18"/>
-                <w:szCs w:val="18"/>
-              </w:rPr>
-              <w:t>l</w:t>
+                <w:sz w:val="18"/>
+                <w:szCs w:val="18"/>
+              </w:rPr>
+              <w:t xml:space="preserve"> contexto de la profesión</w:t>
             </w:r>
             <w:r>
               <w:rPr>
@@ -1133,19 +1344,6 @@
                 <w:rFonts w:ascii="Calibri" w:hAnsi="Calibri" w:cs="Calibri"/>
                 <w:i/>
                 <w:iCs/>
-                <w:color w:val="0070C0"/>
-                <w:sz w:val="18"/>
-                <w:szCs w:val="18"/>
-              </w:rPr>
-              <w:t xml:space="preserve"> contexto de la profesión</w:t>
-            </w:r>
-            <w:r>
-              <w:rPr>
-                <w:rStyle w:val="normaltextrun"/>
-                <w:rFonts w:ascii="Calibri" w:hAnsi="Calibri" w:cs="Calibri"/>
-                <w:i/>
-                <w:iCs/>
-                <w:color w:val="0070C0"/>
                 <w:sz w:val="18"/>
                 <w:szCs w:val="18"/>
               </w:rPr>
@@ -1155,7 +1353,6 @@
               <w:rPr>
                 <w:rStyle w:val="eop"/>
                 <w:rFonts w:ascii="Calibri" w:hAnsi="Calibri" w:cs="Calibri"/>
-                <w:color w:val="0070C0"/>
                 <w:sz w:val="18"/>
                 <w:szCs w:val="18"/>
               </w:rPr>
@@ -1173,8 +1370,8 @@
               <w:jc w:val="both"/>
               <w:textAlignment w:val="baseline"/>
               <w:rPr>
+                <w:rStyle w:val="eop"/>
                 <w:rFonts w:ascii="Calibri" w:hAnsi="Calibri" w:cs="Calibri"/>
-                <w:color w:val="0070C0"/>
                 <w:sz w:val="18"/>
                 <w:szCs w:val="18"/>
               </w:rPr>
@@ -1185,7 +1382,6 @@
                 <w:rFonts w:ascii="Calibri" w:hAnsi="Calibri" w:cs="Calibri"/>
                 <w:i/>
                 <w:iCs/>
-                <w:color w:val="0070C0"/>
                 <w:sz w:val="18"/>
                 <w:szCs w:val="18"/>
               </w:rPr>
@@ -1195,7 +1391,6 @@
               <w:rPr>
                 <w:rStyle w:val="eop"/>
                 <w:rFonts w:ascii="Calibri" w:hAnsi="Calibri" w:cs="Calibri"/>
-                <w:color w:val="0070C0"/>
                 <w:sz w:val="18"/>
                 <w:szCs w:val="18"/>
               </w:rPr>
@@ -1214,32 +1409,81 @@
               <w:textAlignment w:val="baseline"/>
               <w:rPr>
                 <w:rFonts w:ascii="Calibri" w:hAnsi="Calibri" w:cs="Calibri"/>
-                <w:color w:val="0070C0"/>
-                <w:sz w:val="18"/>
-                <w:szCs w:val="18"/>
-              </w:rPr>
-            </w:pPr>
-            <w:r>
-              <w:rPr>
-                <w:rStyle w:val="normaltextrun"/>
+                <w:sz w:val="18"/>
+                <w:szCs w:val="18"/>
+              </w:rPr>
+            </w:pPr>
+            <w:r>
+              <w:rPr>
                 <w:rFonts w:ascii="Calibri" w:hAnsi="Calibri" w:cs="Calibri"/>
-                <w:i/>
-                <w:iCs/>
-                <w:color w:val="0070C0"/>
-                <w:sz w:val="18"/>
-                <w:szCs w:val="18"/>
-              </w:rPr>
-              <w:t>¿Dónde se ubica la situación que vas a abordar? (Ej.: País, región, comuna o institución) ¿Cuáles son las características principales de ese lugar? </w:t>
-            </w:r>
-            <w:r>
-              <w:rPr>
-                <w:rStyle w:val="eop"/>
+                <w:sz w:val="18"/>
+                <w:szCs w:val="18"/>
+              </w:rPr>
+              <w:t xml:space="preserve">El desarrollo de esta plataforma aborda competencias clave del perfil de egreso y responde a la creciente demanda del sector </w:t>
+            </w:r>
+            <w:proofErr w:type="spellStart"/>
+            <w:r>
+              <w:rPr>
                 <w:rFonts w:ascii="Calibri" w:hAnsi="Calibri" w:cs="Calibri"/>
-                <w:color w:val="0070C0"/>
-                <w:sz w:val="18"/>
-                <w:szCs w:val="18"/>
-              </w:rPr>
-              <w:t> </w:t>
+                <w:sz w:val="18"/>
+                <w:szCs w:val="18"/>
+              </w:rPr>
+              <w:t>PropTech</w:t>
+            </w:r>
+            <w:proofErr w:type="spellEnd"/>
+            <w:r>
+              <w:rPr>
+                <w:rFonts w:ascii="Calibri" w:hAnsi="Calibri" w:cs="Calibri"/>
+                <w:sz w:val="18"/>
+                <w:szCs w:val="18"/>
+              </w:rPr>
+              <w:t xml:space="preserve"> (tecnología aplicada al sector inmobiliario) por soluciones SaaS robustas y desacopladas. Su relevancia profesional radica en </w:t>
+            </w:r>
+            <w:bookmarkStart w:id="0" w:name="_GoBack"/>
+            <w:bookmarkEnd w:id="0"/>
+            <w:r>
+              <w:rPr>
+                <w:rFonts w:ascii="Calibri" w:hAnsi="Calibri" w:cs="Calibri"/>
+                <w:sz w:val="18"/>
+                <w:szCs w:val="18"/>
+              </w:rPr>
+              <w:t>el diseño de modelos de datos escalables (</w:t>
+            </w:r>
+            <w:proofErr w:type="spellStart"/>
+            <w:r>
+              <w:rPr>
+                <w:rFonts w:ascii="Calibri" w:hAnsi="Calibri" w:cs="Calibri"/>
+                <w:sz w:val="18"/>
+                <w:szCs w:val="18"/>
+              </w:rPr>
+              <w:t>PostgreSQL</w:t>
+            </w:r>
+            <w:proofErr w:type="spellEnd"/>
+            <w:r>
+              <w:rPr>
+                <w:rFonts w:ascii="Calibri" w:hAnsi="Calibri" w:cs="Calibri"/>
+                <w:sz w:val="18"/>
+                <w:szCs w:val="18"/>
+              </w:rPr>
+              <w:t>), la creación de arquitecturas de software modulares y seguras (Python/Django), el aseguramiento de calidad (QA/</w:t>
+            </w:r>
+            <w:proofErr w:type="spellStart"/>
+            <w:r>
+              <w:rPr>
+                <w:rFonts w:ascii="Calibri" w:hAnsi="Calibri" w:cs="Calibri"/>
+                <w:sz w:val="18"/>
+                <w:szCs w:val="18"/>
+              </w:rPr>
+              <w:t>Pytest</w:t>
+            </w:r>
+            <w:proofErr w:type="spellEnd"/>
+            <w:r>
+              <w:rPr>
+                <w:rFonts w:ascii="Calibri" w:hAnsi="Calibri" w:cs="Calibri"/>
+                <w:sz w:val="18"/>
+                <w:szCs w:val="18"/>
+              </w:rPr>
+              <w:t>) y la gestión de transacciones críticas bajo estándares de seguridad de la industria (OWASP). Además, integra tecnologías emergentes como servicios en tiempo real e inteligencia artificial, habilidades altamente demandadas en el mercado laboral.</w:t>
             </w:r>
           </w:p>
           <w:p>
@@ -1254,7 +1498,6 @@
               <w:textAlignment w:val="baseline"/>
               <w:rPr>
                 <w:rFonts w:ascii="Calibri" w:hAnsi="Calibri" w:cs="Calibri"/>
-                <w:color w:val="0070C0"/>
                 <w:sz w:val="18"/>
                 <w:szCs w:val="18"/>
               </w:rPr>
@@ -1265,41 +1508,15 @@
                 <w:rFonts w:ascii="Calibri" w:hAnsi="Calibri" w:cs="Calibri"/>
                 <w:i/>
                 <w:iCs/>
-                <w:color w:val="0070C0"/>
-                <w:sz w:val="18"/>
-                <w:szCs w:val="18"/>
-              </w:rPr>
-              <w:t xml:space="preserve">¿A quiénes afecta o impacta la situación que </w:t>
-            </w:r>
-            <w:r>
-              <w:rPr>
-                <w:rStyle w:val="normaltextrun"/>
-                <w:rFonts w:ascii="Calibri" w:hAnsi="Calibri" w:cs="Calibri"/>
-                <w:i/>
-                <w:iCs/>
-                <w:color w:val="0070C0"/>
-                <w:sz w:val="18"/>
-                <w:szCs w:val="18"/>
-              </w:rPr>
-              <w:t>abordaste</w:t>
-            </w:r>
-            <w:r>
-              <w:rPr>
-                <w:rStyle w:val="normaltextrun"/>
-                <w:rFonts w:ascii="Calibri" w:hAnsi="Calibri" w:cs="Calibri"/>
-                <w:i/>
-                <w:iCs/>
-                <w:color w:val="0070C0"/>
-                <w:sz w:val="18"/>
-                <w:szCs w:val="18"/>
-              </w:rPr>
-              <w:t>? (Ej.: Grupo etario, usuarios de algún servicio, etc.).</w:t>
+                <w:sz w:val="18"/>
+                <w:szCs w:val="18"/>
+              </w:rPr>
+              <w:t>¿Dónde se ubica la situación que vas a abordar? (Ej.: País, región, comuna o institución) ¿Cuáles son las características principales de ese lugar? </w:t>
             </w:r>
             <w:r>
               <w:rPr>
                 <w:rStyle w:val="eop"/>
                 <w:rFonts w:ascii="Calibri" w:hAnsi="Calibri" w:cs="Calibri"/>
-                <w:color w:val="0070C0"/>
                 <w:sz w:val="18"/>
                 <w:szCs w:val="18"/>
               </w:rPr>
@@ -1317,47 +1534,49 @@
               <w:jc w:val="both"/>
               <w:textAlignment w:val="baseline"/>
               <w:rPr>
-                <w:rFonts w:ascii="Calibri" w:hAnsi="Calibri" w:cs="Calibri"/>
-                <w:color w:val="0070C0"/>
-                <w:sz w:val="18"/>
-                <w:szCs w:val="18"/>
-              </w:rPr>
-            </w:pPr>
-            <w:r>
-              <w:rPr>
                 <w:rStyle w:val="normaltextrun"/>
                 <w:rFonts w:ascii="Calibri" w:hAnsi="Calibri" w:cs="Calibri"/>
-                <w:i/>
-                <w:iCs/>
-                <w:color w:val="0070C0"/>
-                <w:sz w:val="18"/>
-                <w:szCs w:val="18"/>
-              </w:rPr>
-              <w:t xml:space="preserve">¿Cuál </w:t>
-            </w:r>
+                <w:sz w:val="18"/>
+                <w:szCs w:val="18"/>
+              </w:rPr>
+            </w:pPr>
             <w:r>
               <w:rPr>
                 <w:rStyle w:val="normaltextrun"/>
                 <w:rFonts w:ascii="Calibri" w:hAnsi="Calibri" w:cs="Calibri"/>
-                <w:i/>
-                <w:iCs/>
-                <w:color w:val="0070C0"/>
-                <w:sz w:val="18"/>
-                <w:szCs w:val="18"/>
-              </w:rPr>
-              <w:t>fue</w:t>
-            </w:r>
+                <w:sz w:val="18"/>
+                <w:szCs w:val="18"/>
+              </w:rPr>
+              <w:t>El proyecto se sitúa en el sector inmobiliario y de administración de edificios, específicamente en condominios y edificios de departamentos de Copropiedad Inmobiliaria. Físicamente, se orienta a la Región Metropolitana y principales comunas con alta densidad de copropiedad inmobiliaria. Las características principales de estos lugares son la alta concurrencia de personas, la necesidad ineludible de auditoría financiera periódica y el requerimiento de comunicación fluida e inmediata entre la administración y los residentes.</w:t>
+            </w:r>
+          </w:p>
+          <w:p>
+            <w:pPr>
+              <w:pStyle w:val="paragraph"/>
+              <w:numPr>
+                <w:ilvl w:val="0"/>
+                <w:numId w:val="5"/>
+              </w:numPr>
+              <w:spacing w:before="0" w:beforeAutospacing="0" w:after="0" w:afterAutospacing="0"/>
+              <w:jc w:val="both"/>
+              <w:textAlignment w:val="baseline"/>
+              <w:rPr>
+                <w:rStyle w:val="eop"/>
+                <w:rFonts w:ascii="Calibri" w:hAnsi="Calibri" w:cs="Calibri"/>
+                <w:sz w:val="18"/>
+                <w:szCs w:val="18"/>
+              </w:rPr>
+            </w:pPr>
             <w:r>
               <w:rPr>
                 <w:rStyle w:val="normaltextrun"/>
                 <w:rFonts w:ascii="Calibri" w:hAnsi="Calibri" w:cs="Calibri"/>
                 <w:i/>
                 <w:iCs/>
-                <w:color w:val="0070C0"/>
-                <w:sz w:val="18"/>
-                <w:szCs w:val="18"/>
-              </w:rPr>
-              <w:t xml:space="preserve"> el aporte de valor (real o simulado) de tu Proyecto APT para el contexto laboral y/o social en que se situ</w:t>
+                <w:sz w:val="18"/>
+                <w:szCs w:val="18"/>
+              </w:rPr>
+              <w:t xml:space="preserve">¿A quiénes afecta o impacta la situación que </w:t>
             </w:r>
             <w:r>
               <w:rPr>
@@ -1365,11 +1584,10 @@
                 <w:rFonts w:ascii="Calibri" w:hAnsi="Calibri" w:cs="Calibri"/>
                 <w:i/>
                 <w:iCs/>
-                <w:color w:val="0070C0"/>
-                <w:sz w:val="18"/>
-                <w:szCs w:val="18"/>
-              </w:rPr>
-              <w:t>ó</w:t>
+                <w:sz w:val="18"/>
+                <w:szCs w:val="18"/>
+              </w:rPr>
+              <w:t>abordaste</w:t>
             </w:r>
             <w:r>
               <w:rPr>
@@ -1377,17 +1595,15 @@
                 <w:rFonts w:ascii="Calibri" w:hAnsi="Calibri" w:cs="Calibri"/>
                 <w:i/>
                 <w:iCs/>
-                <w:color w:val="0070C0"/>
-                <w:sz w:val="18"/>
-                <w:szCs w:val="18"/>
-              </w:rPr>
-              <w:t>?</w:t>
+                <w:sz w:val="18"/>
+                <w:szCs w:val="18"/>
+              </w:rPr>
+              <w:t>? (Ej.: Grupo etario, usuarios de algún servicio, etc.).</w:t>
             </w:r>
             <w:r>
               <w:rPr>
                 <w:rStyle w:val="eop"/>
                 <w:rFonts w:ascii="Calibri" w:hAnsi="Calibri" w:cs="Calibri"/>
-                <w:color w:val="0070C0"/>
                 <w:sz w:val="18"/>
                 <w:szCs w:val="18"/>
               </w:rPr>
@@ -1396,18 +1612,289 @@
           </w:p>
           <w:p>
             <w:pPr>
-              <w:pStyle w:val="Prrafodelista"/>
-              <w:spacing w:after="0" w:line="240" w:lineRule="auto"/>
+              <w:pStyle w:val="paragraph"/>
+              <w:numPr>
+                <w:ilvl w:val="0"/>
+                <w:numId w:val="5"/>
+              </w:numPr>
+              <w:spacing w:before="0" w:beforeAutospacing="0" w:after="0" w:afterAutospacing="0"/>
               <w:jc w:val="both"/>
-              <w:rPr>
-                <w:rFonts w:ascii="Calibri" w:hAnsi="Calibri" w:cs="Arial"/>
-                <w:i/>
-                <w:color w:val="0070C0"/>
-                <w:sz w:val="18"/>
-                <w:szCs w:val="20"/>
-                <w:lang w:eastAsia="es-CL"/>
-              </w:rPr>
-            </w:pPr>
+              <w:textAlignment w:val="baseline"/>
+              <w:rPr>
+                <w:rFonts w:ascii="Calibri" w:hAnsi="Calibri" w:cs="Calibri"/>
+                <w:sz w:val="18"/>
+                <w:szCs w:val="18"/>
+              </w:rPr>
+            </w:pPr>
+            <w:r>
+              <w:rPr>
+                <w:rFonts w:ascii="Calibri" w:hAnsi="Calibri" w:cs="Calibri"/>
+                <w:sz w:val="18"/>
+                <w:szCs w:val="18"/>
+              </w:rPr>
+              <w:t>La problemática y su solución impactan a múltiples actores:</w:t>
+            </w:r>
+          </w:p>
+          <w:p>
+            <w:pPr>
+              <w:pStyle w:val="paragraph"/>
+              <w:numPr>
+                <w:ilvl w:val="0"/>
+                <w:numId w:val="5"/>
+              </w:numPr>
+              <w:spacing w:before="0" w:beforeAutospacing="0" w:after="0" w:afterAutospacing="0"/>
+              <w:jc w:val="both"/>
+              <w:textAlignment w:val="baseline"/>
+              <w:rPr>
+                <w:rFonts w:ascii="Calibri" w:hAnsi="Calibri" w:cs="Calibri"/>
+                <w:sz w:val="18"/>
+                <w:szCs w:val="18"/>
+              </w:rPr>
+            </w:pPr>
+            <w:r>
+              <w:rPr>
+                <w:rFonts w:ascii="Calibri" w:hAnsi="Calibri" w:cs="Calibri"/>
+                <w:sz w:val="18"/>
+                <w:szCs w:val="18"/>
+              </w:rPr>
+              <w:t>Residentes (Propietarios y Arrendatarios): Quienes requieren inmediatez para revisar cobros, pagar en línea de forma segura, reservar áreas comunes y autorizar el acceso de visitas.</w:t>
+            </w:r>
+          </w:p>
+          <w:p>
+            <w:pPr>
+              <w:pStyle w:val="paragraph"/>
+              <w:numPr>
+                <w:ilvl w:val="0"/>
+                <w:numId w:val="5"/>
+              </w:numPr>
+              <w:spacing w:before="0" w:beforeAutospacing="0" w:after="0" w:afterAutospacing="0"/>
+              <w:jc w:val="both"/>
+              <w:textAlignment w:val="baseline"/>
+              <w:rPr>
+                <w:rFonts w:ascii="Calibri" w:hAnsi="Calibri" w:cs="Calibri"/>
+                <w:sz w:val="18"/>
+                <w:szCs w:val="18"/>
+              </w:rPr>
+            </w:pPr>
+            <w:r>
+              <w:rPr>
+                <w:rFonts w:ascii="Calibri" w:hAnsi="Calibri" w:cs="Calibri"/>
+                <w:sz w:val="18"/>
+                <w:szCs w:val="18"/>
+              </w:rPr>
+              <w:t>Conserjería y Personal de Seguridad: Operadores que necesitan herramientas para agilizar el flujo de entrada de visitas, la recepción de paquetes y el registro de incidencias, eliminando los lentos procesos manuales.</w:t>
+            </w:r>
+          </w:p>
+          <w:p>
+            <w:pPr>
+              <w:pStyle w:val="paragraph"/>
+              <w:numPr>
+                <w:ilvl w:val="0"/>
+                <w:numId w:val="5"/>
+              </w:numPr>
+              <w:spacing w:before="0" w:beforeAutospacing="0" w:after="0" w:afterAutospacing="0"/>
+              <w:jc w:val="both"/>
+              <w:textAlignment w:val="baseline"/>
+              <w:rPr>
+                <w:rFonts w:ascii="Calibri" w:hAnsi="Calibri" w:cs="Calibri"/>
+                <w:sz w:val="18"/>
+                <w:szCs w:val="18"/>
+              </w:rPr>
+            </w:pPr>
+            <w:r>
+              <w:rPr>
+                <w:rFonts w:ascii="Calibri" w:hAnsi="Calibri" w:cs="Calibri"/>
+                <w:sz w:val="18"/>
+                <w:szCs w:val="18"/>
+              </w:rPr>
+              <w:t>Administradores y Comités de Administración: Gestores que buscan centralizar la contabilidad, monitorear la morosidad y emitir reportes auditables en tiempo real para asegurar la transparencia.</w:t>
+            </w:r>
+          </w:p>
+          <w:p>
+            <w:pPr>
+              <w:pStyle w:val="paragraph"/>
+              <w:numPr>
+                <w:ilvl w:val="0"/>
+                <w:numId w:val="5"/>
+              </w:numPr>
+              <w:spacing w:before="0" w:beforeAutospacing="0" w:after="0" w:afterAutospacing="0"/>
+              <w:jc w:val="both"/>
+              <w:textAlignment w:val="baseline"/>
+              <w:rPr>
+                <w:rStyle w:val="eop"/>
+                <w:rFonts w:ascii="Calibri" w:hAnsi="Calibri" w:cs="Calibri"/>
+                <w:sz w:val="18"/>
+                <w:szCs w:val="18"/>
+              </w:rPr>
+            </w:pPr>
+            <w:r>
+              <w:rPr>
+                <w:rStyle w:val="normaltextrun"/>
+                <w:rFonts w:ascii="Calibri" w:hAnsi="Calibri" w:cs="Calibri"/>
+                <w:i/>
+                <w:iCs/>
+                <w:sz w:val="18"/>
+                <w:szCs w:val="18"/>
+              </w:rPr>
+              <w:t xml:space="preserve">¿Cuál </w:t>
+            </w:r>
+            <w:r>
+              <w:rPr>
+                <w:rStyle w:val="normaltextrun"/>
+                <w:rFonts w:ascii="Calibri" w:hAnsi="Calibri" w:cs="Calibri"/>
+                <w:i/>
+                <w:iCs/>
+                <w:sz w:val="18"/>
+                <w:szCs w:val="18"/>
+              </w:rPr>
+              <w:t>fue</w:t>
+            </w:r>
+            <w:r>
+              <w:rPr>
+                <w:rStyle w:val="normaltextrun"/>
+                <w:rFonts w:ascii="Calibri" w:hAnsi="Calibri" w:cs="Calibri"/>
+                <w:i/>
+                <w:iCs/>
+                <w:sz w:val="18"/>
+                <w:szCs w:val="18"/>
+              </w:rPr>
+              <w:t xml:space="preserve"> el aporte de valor (real o simulado) de tu Proyecto APT para el contexto laboral y/o social en que se situ</w:t>
+            </w:r>
+            <w:r>
+              <w:rPr>
+                <w:rStyle w:val="normaltextrun"/>
+                <w:rFonts w:ascii="Calibri" w:hAnsi="Calibri" w:cs="Calibri"/>
+                <w:i/>
+                <w:iCs/>
+                <w:sz w:val="18"/>
+                <w:szCs w:val="18"/>
+              </w:rPr>
+              <w:t>ó</w:t>
+            </w:r>
+            <w:r>
+              <w:rPr>
+                <w:rStyle w:val="normaltextrun"/>
+                <w:rFonts w:ascii="Calibri" w:hAnsi="Calibri" w:cs="Calibri"/>
+                <w:i/>
+                <w:iCs/>
+                <w:sz w:val="18"/>
+                <w:szCs w:val="18"/>
+              </w:rPr>
+              <w:t>?</w:t>
+            </w:r>
+            <w:r>
+              <w:rPr>
+                <w:rStyle w:val="eop"/>
+                <w:rFonts w:ascii="Calibri" w:hAnsi="Calibri" w:cs="Calibri"/>
+                <w:sz w:val="18"/>
+                <w:szCs w:val="18"/>
+              </w:rPr>
+              <w:t> </w:t>
+            </w:r>
+          </w:p>
+          <w:p>
+            <w:pPr>
+              <w:pStyle w:val="paragraph"/>
+              <w:numPr>
+                <w:ilvl w:val="0"/>
+                <w:numId w:val="5"/>
+              </w:numPr>
+              <w:spacing w:before="0" w:beforeAutospacing="0" w:after="0" w:afterAutospacing="0"/>
+              <w:jc w:val="both"/>
+              <w:textAlignment w:val="baseline"/>
+              <w:rPr>
+                <w:rFonts w:ascii="Calibri" w:hAnsi="Calibri" w:cs="Calibri"/>
+                <w:sz w:val="18"/>
+                <w:szCs w:val="18"/>
+              </w:rPr>
+            </w:pPr>
+            <w:r>
+              <w:rPr>
+                <w:rFonts w:ascii="Calibri" w:hAnsi="Calibri" w:cs="Calibri"/>
+                <w:sz w:val="18"/>
+                <w:szCs w:val="18"/>
+              </w:rPr>
+              <w:t>Aporte Social: Fomenta la transparencia comunitaria, mitiga disputas vecinales derivadas de cobros imprecisos y reduce los tiempos de espera en portería, elevando significativamente los estándares de seguridad y convivencia en el recinto.</w:t>
+            </w:r>
+          </w:p>
+          <w:p>
+            <w:pPr>
+              <w:pStyle w:val="paragraph"/>
+              <w:numPr>
+                <w:ilvl w:val="0"/>
+                <w:numId w:val="5"/>
+              </w:numPr>
+              <w:spacing w:before="0" w:beforeAutospacing="0" w:after="0" w:afterAutospacing="0"/>
+              <w:jc w:val="both"/>
+              <w:textAlignment w:val="baseline"/>
+              <w:rPr>
+                <w:rFonts w:ascii="Calibri" w:hAnsi="Calibri" w:cs="Calibri"/>
+                <w:sz w:val="18"/>
+                <w:szCs w:val="18"/>
+              </w:rPr>
+            </w:pPr>
+            <w:r>
+              <w:rPr>
+                <w:rFonts w:ascii="Calibri" w:hAnsi="Calibri" w:cs="Calibri"/>
+                <w:sz w:val="18"/>
+                <w:szCs w:val="18"/>
+              </w:rPr>
+              <w:t>Aporte Operativo y Laboral: Optimiza y mejora accesos mediante códigos QR y lectura automatizada de patentes vehiculares (</w:t>
+            </w:r>
+            <w:proofErr w:type="spellStart"/>
+            <w:r>
+              <w:rPr>
+                <w:rFonts w:ascii="Calibri" w:hAnsi="Calibri" w:cs="Calibri"/>
+                <w:sz w:val="18"/>
+                <w:szCs w:val="18"/>
+              </w:rPr>
+              <w:t>AIoT</w:t>
+            </w:r>
+            <w:proofErr w:type="spellEnd"/>
+            <w:r>
+              <w:rPr>
+                <w:rFonts w:ascii="Calibri" w:hAnsi="Calibri" w:cs="Calibri"/>
+                <w:sz w:val="18"/>
+                <w:szCs w:val="18"/>
+              </w:rPr>
+              <w:t>). Transforma la gestión burocrática mediante notificaciones instantáneas, flujos financieros atómicos (</w:t>
+            </w:r>
+            <w:proofErr w:type="spellStart"/>
+            <w:r>
+              <w:rPr>
+                <w:rFonts w:ascii="Calibri" w:hAnsi="Calibri" w:cs="Calibri"/>
+                <w:sz w:val="18"/>
+                <w:szCs w:val="18"/>
+              </w:rPr>
+              <w:t>Transbank</w:t>
+            </w:r>
+            <w:proofErr w:type="spellEnd"/>
+            <w:r>
+              <w:rPr>
+                <w:rFonts w:ascii="Calibri" w:hAnsi="Calibri" w:cs="Calibri"/>
+                <w:sz w:val="18"/>
+                <w:szCs w:val="18"/>
+              </w:rPr>
+              <w:t xml:space="preserve">) y una arquitectura </w:t>
+            </w:r>
+            <w:proofErr w:type="spellStart"/>
+            <w:r>
+              <w:rPr>
+                <w:rFonts w:ascii="Calibri" w:hAnsi="Calibri" w:cs="Calibri"/>
+                <w:sz w:val="18"/>
+                <w:szCs w:val="18"/>
+              </w:rPr>
+              <w:t>multi-tenant</w:t>
+            </w:r>
+            <w:proofErr w:type="spellEnd"/>
+            <w:r>
+              <w:rPr>
+                <w:rFonts w:ascii="Calibri" w:hAnsi="Calibri" w:cs="Calibri"/>
+                <w:sz w:val="18"/>
+                <w:szCs w:val="18"/>
+              </w:rPr>
+              <w:t xml:space="preserve"> robusta y escalable, aportando una herramienta de grado empresarial al sector de la administración inmobiliaria.</w:t>
+            </w:r>
           </w:p>
         </w:tc>
       </w:tr>
@@ -1456,17 +1943,15 @@
               <w:rPr>
                 <w:rFonts w:ascii="Calibri" w:hAnsi="Calibri" w:cs="Arial"/>
                 <w:i/>
-                <w:color w:val="0070C0"/>
-                <w:sz w:val="18"/>
-                <w:szCs w:val="20"/>
-                <w:lang w:eastAsia="es-CL"/>
-              </w:rPr>
-            </w:pPr>
-            <w:r>
-              <w:rPr>
-                <w:rFonts w:ascii="Calibri" w:hAnsi="Calibri" w:cs="Arial"/>
-                <w:i/>
-                <w:color w:val="0070C0"/>
+                <w:sz w:val="18"/>
+                <w:szCs w:val="20"/>
+                <w:lang w:eastAsia="es-CL"/>
+              </w:rPr>
+            </w:pPr>
+            <w:r>
+              <w:rPr>
+                <w:rFonts w:ascii="Calibri" w:hAnsi="Calibri" w:cs="Arial"/>
+                <w:i/>
                 <w:sz w:val="18"/>
                 <w:szCs w:val="20"/>
                 <w:lang w:eastAsia="es-CL"/>
@@ -1481,22 +1966,517 @@
               <w:rPr>
                 <w:rFonts w:ascii="Calibri" w:hAnsi="Calibri" w:cs="Arial"/>
                 <w:i/>
-                <w:color w:val="0070C0"/>
-                <w:sz w:val="18"/>
-                <w:szCs w:val="20"/>
-                <w:lang w:eastAsia="es-CL"/>
-              </w:rPr>
-            </w:pPr>
-            <w:r>
-              <w:rPr>
-                <w:rFonts w:ascii="Calibri" w:hAnsi="Calibri" w:cs="Arial"/>
-                <w:i/>
-                <w:color w:val="0070C0"/>
+                <w:sz w:val="18"/>
+                <w:szCs w:val="20"/>
+                <w:lang w:eastAsia="es-CL"/>
+              </w:rPr>
+            </w:pPr>
+            <w:r>
+              <w:rPr>
+                <w:rFonts w:ascii="Calibri" w:hAnsi="Calibri" w:cs="Arial"/>
+                <w:i/>
                 <w:sz w:val="18"/>
                 <w:szCs w:val="20"/>
                 <w:lang w:eastAsia="es-CL"/>
               </w:rPr>
               <w:t>¿Cuál es el objetivo general de tu Proyecto APT? ¿Cuáles son los objetivos específicos de tu Proyecto APT?</w:t>
+            </w:r>
+          </w:p>
+          <w:p>
+            <w:pPr>
+              <w:pStyle w:val="Prrafodelista"/>
+              <w:jc w:val="both"/>
+              <w:rPr>
+                <w:rFonts w:ascii="Calibri" w:hAnsi="Calibri" w:cs="Arial"/>
+                <w:i/>
+                <w:sz w:val="18"/>
+                <w:szCs w:val="20"/>
+                <w:lang w:eastAsia="es-CL"/>
+              </w:rPr>
+            </w:pPr>
+            <w:r>
+              <w:rPr>
+                <w:rFonts w:ascii="Calibri" w:hAnsi="Calibri" w:cs="Arial"/>
+                <w:i/>
+                <w:sz w:val="18"/>
+                <w:szCs w:val="20"/>
+                <w:lang w:eastAsia="es-CL"/>
+              </w:rPr>
+              <w:t xml:space="preserve">Desarrollar e implementar la plataforma distribuida </w:t>
+            </w:r>
+            <w:proofErr w:type="spellStart"/>
+            <w:r>
+              <w:rPr>
+                <w:rFonts w:ascii="Calibri" w:hAnsi="Calibri" w:cs="Arial"/>
+                <w:i/>
+                <w:sz w:val="18"/>
+                <w:szCs w:val="20"/>
+                <w:lang w:eastAsia="es-CL"/>
+              </w:rPr>
+              <w:t>LifeBetter</w:t>
+            </w:r>
+            <w:proofErr w:type="spellEnd"/>
+            <w:r>
+              <w:rPr>
+                <w:rFonts w:ascii="Calibri" w:hAnsi="Calibri" w:cs="Arial"/>
+                <w:i/>
+                <w:sz w:val="18"/>
+                <w:szCs w:val="20"/>
+                <w:lang w:eastAsia="es-CL"/>
+              </w:rPr>
+              <w:t xml:space="preserve"> </w:t>
+            </w:r>
+            <w:proofErr w:type="spellStart"/>
+            <w:r>
+              <w:rPr>
+                <w:rFonts w:ascii="Calibri" w:hAnsi="Calibri" w:cs="Arial"/>
+                <w:i/>
+                <w:sz w:val="18"/>
+                <w:szCs w:val="20"/>
+                <w:lang w:eastAsia="es-CL"/>
+              </w:rPr>
+              <w:t>AIoT</w:t>
+            </w:r>
+            <w:proofErr w:type="spellEnd"/>
+            <w:r>
+              <w:rPr>
+                <w:rFonts w:ascii="Calibri" w:hAnsi="Calibri" w:cs="Arial"/>
+                <w:i/>
+                <w:sz w:val="18"/>
+                <w:szCs w:val="20"/>
+                <w:lang w:eastAsia="es-CL"/>
+              </w:rPr>
+              <w:t xml:space="preserve"> para automatizar, transparentar y optimizar la gestión financiera, administrativa y el control de accesos en comunidades residenciales. Esto se logra mediante un ecosistema digital desacoplado que integra un </w:t>
+            </w:r>
+            <w:proofErr w:type="spellStart"/>
+            <w:r>
+              <w:rPr>
+                <w:rFonts w:ascii="Calibri" w:hAnsi="Calibri" w:cs="Arial"/>
+                <w:i/>
+                <w:sz w:val="18"/>
+                <w:szCs w:val="20"/>
+                <w:lang w:eastAsia="es-CL"/>
+              </w:rPr>
+              <w:t>backend</w:t>
+            </w:r>
+            <w:proofErr w:type="spellEnd"/>
+            <w:r>
+              <w:rPr>
+                <w:rFonts w:ascii="Calibri" w:hAnsi="Calibri" w:cs="Arial"/>
+                <w:i/>
+                <w:sz w:val="18"/>
+                <w:szCs w:val="20"/>
+                <w:lang w:eastAsia="es-CL"/>
+              </w:rPr>
+              <w:t xml:space="preserve"> SaaS en Python/Django REST Framework, una base de datos </w:t>
+            </w:r>
+            <w:proofErr w:type="spellStart"/>
+            <w:r>
+              <w:rPr>
+                <w:rFonts w:ascii="Calibri" w:hAnsi="Calibri" w:cs="Arial"/>
+                <w:i/>
+                <w:sz w:val="18"/>
+                <w:szCs w:val="20"/>
+                <w:lang w:eastAsia="es-CL"/>
+              </w:rPr>
+              <w:t>PostgreSQL</w:t>
+            </w:r>
+            <w:proofErr w:type="spellEnd"/>
+            <w:r>
+              <w:rPr>
+                <w:rFonts w:ascii="Calibri" w:hAnsi="Calibri" w:cs="Arial"/>
+                <w:i/>
+                <w:sz w:val="18"/>
+                <w:szCs w:val="20"/>
+                <w:lang w:eastAsia="es-CL"/>
+              </w:rPr>
+              <w:t xml:space="preserve"> </w:t>
+            </w:r>
+            <w:proofErr w:type="spellStart"/>
+            <w:r>
+              <w:rPr>
+                <w:rFonts w:ascii="Calibri" w:hAnsi="Calibri" w:cs="Arial"/>
+                <w:i/>
+                <w:sz w:val="18"/>
+                <w:szCs w:val="20"/>
+                <w:lang w:eastAsia="es-CL"/>
+              </w:rPr>
+              <w:t>Multi-Tenant</w:t>
+            </w:r>
+            <w:proofErr w:type="spellEnd"/>
+            <w:r>
+              <w:rPr>
+                <w:rFonts w:ascii="Calibri" w:hAnsi="Calibri" w:cs="Arial"/>
+                <w:i/>
+                <w:sz w:val="18"/>
+                <w:szCs w:val="20"/>
+                <w:lang w:eastAsia="es-CL"/>
+              </w:rPr>
+              <w:t xml:space="preserve">, una aplicación móvil nativa con pases QR dinámicos, hardware </w:t>
+            </w:r>
+            <w:proofErr w:type="spellStart"/>
+            <w:r>
+              <w:rPr>
+                <w:rFonts w:ascii="Calibri" w:hAnsi="Calibri" w:cs="Arial"/>
+                <w:i/>
+                <w:sz w:val="18"/>
+                <w:szCs w:val="20"/>
+                <w:lang w:eastAsia="es-CL"/>
+              </w:rPr>
+              <w:t>AIoT</w:t>
+            </w:r>
+            <w:proofErr w:type="spellEnd"/>
+            <w:r>
+              <w:rPr>
+                <w:rFonts w:ascii="Calibri" w:hAnsi="Calibri" w:cs="Arial"/>
+                <w:i/>
+                <w:sz w:val="18"/>
+                <w:szCs w:val="20"/>
+                <w:lang w:eastAsia="es-CL"/>
+              </w:rPr>
+              <w:t xml:space="preserve"> de visión computacional y un asistente de IA Generativa.</w:t>
+            </w:r>
+          </w:p>
+          <w:p>
+            <w:pPr>
+              <w:pStyle w:val="Prrafodelista"/>
+              <w:jc w:val="both"/>
+              <w:rPr>
+                <w:rFonts w:ascii="Calibri" w:hAnsi="Calibri" w:cs="Arial"/>
+                <w:i/>
+                <w:sz w:val="18"/>
+                <w:szCs w:val="20"/>
+                <w:lang w:eastAsia="es-CL"/>
+              </w:rPr>
+            </w:pPr>
+            <w:r>
+              <w:rPr>
+                <w:rFonts w:ascii="Calibri" w:hAnsi="Calibri" w:cs="Arial"/>
+                <w:i/>
+                <w:sz w:val="18"/>
+                <w:szCs w:val="20"/>
+                <w:lang w:eastAsia="es-CL"/>
+              </w:rPr>
+              <w:t xml:space="preserve">Objetivos específicos: </w:t>
+            </w:r>
+          </w:p>
+          <w:p>
+            <w:pPr>
+              <w:pStyle w:val="Prrafodelista"/>
+              <w:jc w:val="both"/>
+              <w:rPr>
+                <w:rFonts w:ascii="Calibri" w:hAnsi="Calibri" w:cs="Arial"/>
+                <w:i/>
+                <w:sz w:val="18"/>
+                <w:szCs w:val="20"/>
+                <w:lang w:eastAsia="es-CL"/>
+              </w:rPr>
+            </w:pPr>
+            <w:r>
+              <w:rPr>
+                <w:rFonts w:ascii="Calibri" w:hAnsi="Calibri" w:cs="Arial"/>
+                <w:i/>
+                <w:sz w:val="18"/>
+                <w:szCs w:val="20"/>
+                <w:lang w:eastAsia="es-CL"/>
+              </w:rPr>
+              <w:t>•</w:t>
+            </w:r>
+            <w:r>
+              <w:rPr>
+                <w:rFonts w:ascii="Calibri" w:hAnsi="Calibri" w:cs="Arial"/>
+                <w:i/>
+                <w:sz w:val="18"/>
+                <w:szCs w:val="20"/>
+                <w:lang w:eastAsia="es-CL"/>
+              </w:rPr>
+              <w:t xml:space="preserve"> </w:t>
+            </w:r>
+            <w:r>
+              <w:rPr>
+                <w:rFonts w:ascii="Calibri" w:hAnsi="Calibri" w:cs="Arial"/>
+                <w:i/>
+                <w:sz w:val="18"/>
+                <w:szCs w:val="20"/>
+                <w:lang w:eastAsia="es-CL"/>
+              </w:rPr>
+              <w:t>Levantar y documentar requerimientos funcionales y no funcionales utilizando el estándar IEEE 830 e historias de usuario.</w:t>
+            </w:r>
+          </w:p>
+          <w:p>
+            <w:pPr>
+              <w:pStyle w:val="Prrafodelista"/>
+              <w:jc w:val="both"/>
+              <w:rPr>
+                <w:rFonts w:ascii="Calibri" w:hAnsi="Calibri" w:cs="Arial"/>
+                <w:i/>
+                <w:sz w:val="18"/>
+                <w:szCs w:val="20"/>
+                <w:lang w:eastAsia="es-CL"/>
+              </w:rPr>
+            </w:pPr>
+            <w:r>
+              <w:rPr>
+                <w:rFonts w:ascii="Calibri" w:hAnsi="Calibri" w:cs="Arial"/>
+                <w:i/>
+                <w:sz w:val="18"/>
+                <w:szCs w:val="20"/>
+                <w:lang w:eastAsia="es-CL"/>
+              </w:rPr>
+              <w:lastRenderedPageBreak/>
+              <w:t xml:space="preserve">• </w:t>
+            </w:r>
+            <w:r>
+              <w:rPr>
+                <w:rFonts w:ascii="Calibri" w:hAnsi="Calibri" w:cs="Arial"/>
+                <w:i/>
+                <w:sz w:val="18"/>
+                <w:szCs w:val="20"/>
+                <w:lang w:eastAsia="es-CL"/>
+              </w:rPr>
+              <w:t xml:space="preserve">Diseñar el modelo de datos relacional y la arquitectura de software bajo un esquema </w:t>
+            </w:r>
+            <w:proofErr w:type="spellStart"/>
+            <w:r>
+              <w:rPr>
+                <w:rFonts w:ascii="Calibri" w:hAnsi="Calibri" w:cs="Arial"/>
+                <w:i/>
+                <w:sz w:val="18"/>
+                <w:szCs w:val="20"/>
+                <w:lang w:eastAsia="es-CL"/>
+              </w:rPr>
+              <w:t>multi-tenant</w:t>
+            </w:r>
+            <w:proofErr w:type="spellEnd"/>
+            <w:r>
+              <w:rPr>
+                <w:rFonts w:ascii="Calibri" w:hAnsi="Calibri" w:cs="Arial"/>
+                <w:i/>
+                <w:sz w:val="18"/>
+                <w:szCs w:val="20"/>
+                <w:lang w:eastAsia="es-CL"/>
+              </w:rPr>
+              <w:t xml:space="preserve"> para garantizar escalabilidad e integridad.</w:t>
+            </w:r>
+          </w:p>
+          <w:p>
+            <w:pPr>
+              <w:pStyle w:val="Prrafodelista"/>
+              <w:jc w:val="both"/>
+              <w:rPr>
+                <w:rFonts w:ascii="Calibri" w:hAnsi="Calibri" w:cs="Arial"/>
+                <w:i/>
+                <w:sz w:val="18"/>
+                <w:szCs w:val="20"/>
+                <w:lang w:eastAsia="es-CL"/>
+              </w:rPr>
+            </w:pPr>
+            <w:r>
+              <w:rPr>
+                <w:rFonts w:ascii="Calibri" w:hAnsi="Calibri" w:cs="Arial"/>
+                <w:i/>
+                <w:sz w:val="18"/>
+                <w:szCs w:val="20"/>
+                <w:lang w:eastAsia="es-CL"/>
+              </w:rPr>
+              <w:t xml:space="preserve">• </w:t>
+            </w:r>
+            <w:r>
+              <w:rPr>
+                <w:rFonts w:ascii="Calibri" w:hAnsi="Calibri" w:cs="Arial"/>
+                <w:i/>
+                <w:sz w:val="18"/>
+                <w:szCs w:val="20"/>
+                <w:lang w:eastAsia="es-CL"/>
+              </w:rPr>
+              <w:t xml:space="preserve">Desarrollar el módulo transaccional para el cálculo de alícuotas y pagos en línea mediante </w:t>
+            </w:r>
+            <w:proofErr w:type="spellStart"/>
+            <w:r>
+              <w:rPr>
+                <w:rFonts w:ascii="Calibri" w:hAnsi="Calibri" w:cs="Arial"/>
+                <w:i/>
+                <w:sz w:val="18"/>
+                <w:szCs w:val="20"/>
+                <w:lang w:eastAsia="es-CL"/>
+              </w:rPr>
+              <w:t>Transbank</w:t>
+            </w:r>
+            <w:proofErr w:type="spellEnd"/>
+            <w:r>
+              <w:rPr>
+                <w:rFonts w:ascii="Calibri" w:hAnsi="Calibri" w:cs="Arial"/>
+                <w:i/>
+                <w:sz w:val="18"/>
+                <w:szCs w:val="20"/>
+                <w:lang w:eastAsia="es-CL"/>
+              </w:rPr>
+              <w:t xml:space="preserve"> </w:t>
+            </w:r>
+            <w:proofErr w:type="spellStart"/>
+            <w:r>
+              <w:rPr>
+                <w:rFonts w:ascii="Calibri" w:hAnsi="Calibri" w:cs="Arial"/>
+                <w:i/>
+                <w:sz w:val="18"/>
+                <w:szCs w:val="20"/>
+                <w:lang w:eastAsia="es-CL"/>
+              </w:rPr>
+              <w:t>Webpay</w:t>
+            </w:r>
+            <w:proofErr w:type="spellEnd"/>
+            <w:r>
+              <w:rPr>
+                <w:rFonts w:ascii="Calibri" w:hAnsi="Calibri" w:cs="Arial"/>
+                <w:i/>
+                <w:sz w:val="18"/>
+                <w:szCs w:val="20"/>
+                <w:lang w:eastAsia="es-CL"/>
+              </w:rPr>
+              <w:t xml:space="preserve"> Plus SDK.</w:t>
+            </w:r>
+          </w:p>
+          <w:p>
+            <w:pPr>
+              <w:pStyle w:val="Prrafodelista"/>
+              <w:jc w:val="both"/>
+              <w:rPr>
+                <w:rFonts w:ascii="Calibri" w:hAnsi="Calibri" w:cs="Arial"/>
+                <w:i/>
+                <w:sz w:val="18"/>
+                <w:szCs w:val="20"/>
+                <w:lang w:eastAsia="es-CL"/>
+              </w:rPr>
+            </w:pPr>
+            <w:r>
+              <w:rPr>
+                <w:rFonts w:ascii="Calibri" w:hAnsi="Calibri" w:cs="Arial"/>
+                <w:i/>
+                <w:sz w:val="18"/>
+                <w:szCs w:val="20"/>
+                <w:lang w:eastAsia="es-CL"/>
+              </w:rPr>
+              <w:t xml:space="preserve">• </w:t>
+            </w:r>
+            <w:r>
+              <w:rPr>
+                <w:rFonts w:ascii="Calibri" w:hAnsi="Calibri" w:cs="Arial"/>
+                <w:i/>
+                <w:sz w:val="18"/>
+                <w:szCs w:val="20"/>
+                <w:lang w:eastAsia="es-CL"/>
+              </w:rPr>
+              <w:t xml:space="preserve">Construir el prototipo </w:t>
+            </w:r>
+            <w:proofErr w:type="spellStart"/>
+            <w:r>
+              <w:rPr>
+                <w:rFonts w:ascii="Calibri" w:hAnsi="Calibri" w:cs="Arial"/>
+                <w:i/>
+                <w:sz w:val="18"/>
+                <w:szCs w:val="20"/>
+                <w:lang w:eastAsia="es-CL"/>
+              </w:rPr>
+              <w:t>AIoT</w:t>
+            </w:r>
+            <w:proofErr w:type="spellEnd"/>
+            <w:r>
+              <w:rPr>
+                <w:rFonts w:ascii="Calibri" w:hAnsi="Calibri" w:cs="Arial"/>
+                <w:i/>
+                <w:sz w:val="18"/>
+                <w:szCs w:val="20"/>
+                <w:lang w:eastAsia="es-CL"/>
+              </w:rPr>
+              <w:t xml:space="preserve"> de visión computacional para la detección e historial de patentes vehiculares.</w:t>
+            </w:r>
+          </w:p>
+          <w:p>
+            <w:pPr>
+              <w:pStyle w:val="Prrafodelista"/>
+              <w:jc w:val="both"/>
+              <w:rPr>
+                <w:rFonts w:ascii="Calibri" w:hAnsi="Calibri" w:cs="Arial"/>
+                <w:i/>
+                <w:sz w:val="18"/>
+                <w:szCs w:val="20"/>
+                <w:lang w:eastAsia="es-CL"/>
+              </w:rPr>
+            </w:pPr>
+            <w:r>
+              <w:rPr>
+                <w:rFonts w:ascii="Calibri" w:hAnsi="Calibri" w:cs="Arial"/>
+                <w:i/>
+                <w:sz w:val="18"/>
+                <w:szCs w:val="20"/>
+                <w:lang w:eastAsia="es-CL"/>
+              </w:rPr>
+              <w:t xml:space="preserve">• </w:t>
+            </w:r>
+            <w:r>
+              <w:rPr>
+                <w:rFonts w:ascii="Calibri" w:hAnsi="Calibri" w:cs="Arial"/>
+                <w:i/>
+                <w:sz w:val="18"/>
+                <w:szCs w:val="20"/>
+                <w:lang w:eastAsia="es-CL"/>
+              </w:rPr>
+              <w:t>Implementar módulos de comunicación y gestión operativa multiplataforma (bitácora digital, foro y canal de sugerencias).</w:t>
+            </w:r>
+          </w:p>
+          <w:p>
+            <w:pPr>
+              <w:pStyle w:val="Prrafodelista"/>
+              <w:jc w:val="both"/>
+              <w:rPr>
+                <w:rFonts w:ascii="Calibri" w:hAnsi="Calibri" w:cs="Arial"/>
+                <w:i/>
+                <w:sz w:val="18"/>
+                <w:szCs w:val="20"/>
+                <w:lang w:eastAsia="es-CL"/>
+              </w:rPr>
+            </w:pPr>
+            <w:r>
+              <w:rPr>
+                <w:rFonts w:ascii="Calibri" w:hAnsi="Calibri" w:cs="Arial"/>
+                <w:i/>
+                <w:sz w:val="18"/>
+                <w:szCs w:val="20"/>
+                <w:lang w:eastAsia="es-CL"/>
+              </w:rPr>
+              <w:t xml:space="preserve">• </w:t>
+            </w:r>
+            <w:r>
+              <w:rPr>
+                <w:rFonts w:ascii="Calibri" w:hAnsi="Calibri" w:cs="Arial"/>
+                <w:i/>
+                <w:sz w:val="18"/>
+                <w:szCs w:val="20"/>
+                <w:lang w:eastAsia="es-CL"/>
+              </w:rPr>
+              <w:t xml:space="preserve">Ejecutar pruebas de certificación de software (QA) automatizadas mediante </w:t>
+            </w:r>
+            <w:proofErr w:type="spellStart"/>
+            <w:r>
+              <w:rPr>
+                <w:rFonts w:ascii="Calibri" w:hAnsi="Calibri" w:cs="Arial"/>
+                <w:i/>
+                <w:sz w:val="18"/>
+                <w:szCs w:val="20"/>
+                <w:lang w:eastAsia="es-CL"/>
+              </w:rPr>
+              <w:t>Pytest</w:t>
+            </w:r>
+            <w:proofErr w:type="spellEnd"/>
+            <w:r>
+              <w:rPr>
+                <w:rFonts w:ascii="Calibri" w:hAnsi="Calibri" w:cs="Arial"/>
+                <w:i/>
+                <w:sz w:val="18"/>
+                <w:szCs w:val="20"/>
+                <w:lang w:eastAsia="es-CL"/>
+              </w:rPr>
+              <w:t xml:space="preserve"> para validar la estabilidad, rendimiento y seguridad del sistema.</w:t>
             </w:r>
           </w:p>
         </w:tc>
@@ -1521,6 +2501,7 @@
                 <w:color w:val="1F3864" w:themeColor="accent1" w:themeShade="80"/>
                 <w:sz w:val="18"/>
               </w:rPr>
+              <w:lastRenderedPageBreak/>
               <w:t>3. Metodología</w:t>
             </w:r>
           </w:p>
@@ -1543,17 +2524,15 @@
               <w:rPr>
                 <w:rFonts w:ascii="Calibri" w:hAnsi="Calibri" w:cs="Arial"/>
                 <w:i/>
-                <w:color w:val="0070C0"/>
-                <w:sz w:val="18"/>
-                <w:szCs w:val="20"/>
-                <w:lang w:eastAsia="es-CL"/>
-              </w:rPr>
-            </w:pPr>
-            <w:r>
-              <w:rPr>
-                <w:rFonts w:ascii="Calibri" w:hAnsi="Calibri" w:cs="Arial"/>
-                <w:i/>
-                <w:color w:val="0070C0"/>
+                <w:sz w:val="18"/>
+                <w:szCs w:val="20"/>
+                <w:lang w:eastAsia="es-CL"/>
+              </w:rPr>
+            </w:pPr>
+            <w:r>
+              <w:rPr>
+                <w:rFonts w:ascii="Calibri" w:hAnsi="Calibri" w:cs="Arial"/>
+                <w:i/>
                 <w:sz w:val="18"/>
                 <w:szCs w:val="20"/>
                 <w:lang w:eastAsia="es-CL"/>
@@ -1567,17 +2546,15 @@
               <w:rPr>
                 <w:rFonts w:ascii="Calibri" w:hAnsi="Calibri" w:cs="Arial"/>
                 <w:i/>
-                <w:color w:val="0070C0"/>
-                <w:sz w:val="18"/>
-                <w:szCs w:val="20"/>
-                <w:lang w:eastAsia="es-CL"/>
-              </w:rPr>
-            </w:pPr>
-            <w:r>
-              <w:rPr>
-                <w:rFonts w:ascii="Calibri" w:hAnsi="Calibri" w:cs="Arial"/>
-                <w:i/>
-                <w:color w:val="0070C0"/>
+                <w:sz w:val="18"/>
+                <w:szCs w:val="20"/>
+                <w:lang w:eastAsia="es-CL"/>
+              </w:rPr>
+            </w:pPr>
+            <w:r>
+              <w:rPr>
+                <w:rFonts w:ascii="Calibri" w:hAnsi="Calibri" w:cs="Arial"/>
+                <w:i/>
                 <w:sz w:val="18"/>
                 <w:szCs w:val="20"/>
                 <w:lang w:eastAsia="es-CL"/>
@@ -1588,7 +2565,6 @@
               <w:rPr>
                 <w:rFonts w:ascii="Calibri" w:hAnsi="Calibri" w:cs="Arial"/>
                 <w:i/>
-                <w:color w:val="0070C0"/>
                 <w:sz w:val="18"/>
                 <w:szCs w:val="20"/>
                 <w:lang w:eastAsia="es-CL"/>
@@ -1602,17 +2578,81 @@
               <w:rPr>
                 <w:rFonts w:ascii="Calibri" w:hAnsi="Calibri" w:cs="Arial"/>
                 <w:i/>
-                <w:color w:val="0070C0"/>
-                <w:sz w:val="18"/>
-                <w:szCs w:val="20"/>
-                <w:lang w:eastAsia="es-CL"/>
-              </w:rPr>
-            </w:pPr>
-            <w:r>
-              <w:rPr>
-                <w:rFonts w:ascii="Calibri" w:hAnsi="Calibri" w:cs="Arial"/>
-                <w:i/>
-                <w:color w:val="0070C0"/>
+                <w:sz w:val="18"/>
+                <w:szCs w:val="20"/>
+                <w:lang w:eastAsia="es-CL"/>
+              </w:rPr>
+            </w:pPr>
+            <w:r>
+              <w:rPr>
+                <w:rFonts w:ascii="Calibri" w:hAnsi="Calibri" w:cs="Arial"/>
+                <w:i/>
+                <w:sz w:val="18"/>
+                <w:szCs w:val="20"/>
+                <w:lang w:eastAsia="es-CL"/>
+              </w:rPr>
+              <w:t xml:space="preserve">Metodología y fases: Se utilizó una Metodología Incremental, estructurando el proyecto en tres fases de entregas sucesivas. La Fase 1 abordó la fundación, requerimientos (IEEE 830), modelado UML y definición de la arquitectura base. La Fase 2 se enfocó en el desarrollo de módulos transaccionales, la pasarela de pagos </w:t>
+            </w:r>
+            <w:proofErr w:type="spellStart"/>
+            <w:r>
+              <w:rPr>
+                <w:rFonts w:ascii="Calibri" w:hAnsi="Calibri" w:cs="Arial"/>
+                <w:i/>
+                <w:sz w:val="18"/>
+                <w:szCs w:val="20"/>
+                <w:lang w:eastAsia="es-CL"/>
+              </w:rPr>
+              <w:t>Webpay</w:t>
+            </w:r>
+            <w:proofErr w:type="spellEnd"/>
+            <w:r>
+              <w:rPr>
+                <w:rFonts w:ascii="Calibri" w:hAnsi="Calibri" w:cs="Arial"/>
+                <w:i/>
+                <w:sz w:val="18"/>
+                <w:szCs w:val="20"/>
+                <w:lang w:eastAsia="es-CL"/>
+              </w:rPr>
+              <w:t xml:space="preserve"> Plus y los accesos por código QR. Por último, la Fase 3 contemplara la implementación del módulo </w:t>
+            </w:r>
+            <w:proofErr w:type="spellStart"/>
+            <w:r>
+              <w:rPr>
+                <w:rFonts w:ascii="Calibri" w:hAnsi="Calibri" w:cs="Arial"/>
+                <w:i/>
+                <w:sz w:val="18"/>
+                <w:szCs w:val="20"/>
+                <w:lang w:eastAsia="es-CL"/>
+              </w:rPr>
+              <w:t>AIoT</w:t>
+            </w:r>
+            <w:proofErr w:type="spellEnd"/>
+            <w:r>
+              <w:rPr>
+                <w:rFonts w:ascii="Calibri" w:hAnsi="Calibri" w:cs="Arial"/>
+                <w:i/>
+                <w:sz w:val="18"/>
+                <w:szCs w:val="20"/>
+                <w:lang w:eastAsia="es-CL"/>
+              </w:rPr>
+              <w:t xml:space="preserve"> para lectura de patentes</w:t>
+            </w:r>
+          </w:p>
+          <w:p>
+            <w:pPr>
+              <w:ind w:left="720"/>
+              <w:rPr>
+                <w:rFonts w:ascii="Calibri" w:hAnsi="Calibri" w:cs="Arial"/>
+                <w:i/>
+                <w:sz w:val="18"/>
+                <w:szCs w:val="20"/>
+                <w:lang w:eastAsia="es-CL"/>
+              </w:rPr>
+            </w:pPr>
+            <w:r>
+              <w:rPr>
+                <w:rFonts w:ascii="Calibri" w:hAnsi="Calibri" w:cs="Arial"/>
+                <w:i/>
                 <w:sz w:val="18"/>
                 <w:szCs w:val="20"/>
                 <w:lang w:eastAsia="es-CL"/>
@@ -1623,12 +2663,43 @@
               <w:rPr>
                 <w:rFonts w:ascii="Calibri" w:hAnsi="Calibri" w:cs="Arial"/>
                 <w:i/>
-                <w:color w:val="0070C0"/>
                 <w:sz w:val="18"/>
                 <w:szCs w:val="20"/>
                 <w:lang w:eastAsia="es-CL"/>
               </w:rPr>
               <w:t>or qué esta metodología era pertinente para cumplir los objetivos planteados?</w:t>
+            </w:r>
+            <w:r>
+              <w:rPr>
+                <w:rFonts w:ascii="Calibri" w:hAnsi="Calibri" w:cs="Arial"/>
+                <w:i/>
+                <w:sz w:val="18"/>
+                <w:szCs w:val="20"/>
+                <w:lang w:eastAsia="es-CL"/>
+              </w:rPr>
+              <w:t xml:space="preserve"> </w:t>
+            </w:r>
+          </w:p>
+          <w:p>
+            <w:pPr>
+              <w:ind w:left="720"/>
+              <w:rPr>
+                <w:rFonts w:ascii="Calibri" w:hAnsi="Calibri" w:cs="Arial"/>
+                <w:i/>
+                <w:sz w:val="18"/>
+                <w:szCs w:val="20"/>
+                <w:lang w:eastAsia="es-CL"/>
+              </w:rPr>
+            </w:pPr>
+            <w:r>
+              <w:rPr>
+                <w:rFonts w:ascii="Calibri" w:hAnsi="Calibri" w:cs="Arial"/>
+                <w:i/>
+                <w:sz w:val="18"/>
+                <w:szCs w:val="20"/>
+                <w:lang w:eastAsia="es-CL"/>
+              </w:rPr>
+              <w:t>El uso de una metodología incremental resultó altamente pertinente, ya que permitió dividir la carga de trabajo en entregas de valor funcional con validaciones continuas la cual sirve para grupos pequeños de 2 a 3 personas. Esto facilitó la identificación temprana de errores y mitigó riesgos técnicos en la integración progresiva de los distintos componentes del software de acuerdo a el reducido número de integrantes del proyecto.</w:t>
             </w:r>
           </w:p>
         </w:tc>
@@ -1656,7 +2727,6 @@
                 <w:color w:val="1F3864" w:themeColor="accent1" w:themeShade="80"/>
                 <w:sz w:val="18"/>
               </w:rPr>
-              <w:lastRenderedPageBreak/>
               <w:t>4. Desarrollo</w:t>
             </w:r>
           </w:p>
@@ -1679,17 +2749,15 @@
               <w:rPr>
                 <w:rFonts w:ascii="Calibri" w:hAnsi="Calibri" w:cs="Arial"/>
                 <w:i/>
-                <w:color w:val="0070C0"/>
-                <w:sz w:val="18"/>
-                <w:szCs w:val="20"/>
-                <w:lang w:eastAsia="es-CL"/>
-              </w:rPr>
-            </w:pPr>
-            <w:r>
-              <w:rPr>
-                <w:rFonts w:ascii="Calibri" w:hAnsi="Calibri" w:cs="Arial"/>
-                <w:i/>
-                <w:color w:val="0070C0"/>
+                <w:sz w:val="18"/>
+                <w:szCs w:val="20"/>
+                <w:lang w:eastAsia="es-CL"/>
+              </w:rPr>
+            </w:pPr>
+            <w:r>
+              <w:rPr>
+                <w:rFonts w:ascii="Calibri" w:hAnsi="Calibri" w:cs="Arial"/>
+                <w:i/>
                 <w:sz w:val="18"/>
                 <w:szCs w:val="20"/>
                 <w:lang w:eastAsia="es-CL"/>
@@ -1704,17 +2772,15 @@
               <w:rPr>
                 <w:rFonts w:ascii="Calibri" w:hAnsi="Calibri" w:cs="Arial"/>
                 <w:i/>
-                <w:color w:val="0070C0"/>
-                <w:sz w:val="18"/>
-                <w:szCs w:val="20"/>
-                <w:lang w:eastAsia="es-CL"/>
-              </w:rPr>
-            </w:pPr>
-            <w:r>
-              <w:rPr>
-                <w:rFonts w:ascii="Calibri" w:hAnsi="Calibri" w:cs="Arial"/>
-                <w:i/>
-                <w:color w:val="0070C0"/>
+                <w:sz w:val="18"/>
+                <w:szCs w:val="20"/>
+                <w:lang w:eastAsia="es-CL"/>
+              </w:rPr>
+            </w:pPr>
+            <w:r>
+              <w:rPr>
+                <w:rFonts w:ascii="Calibri" w:hAnsi="Calibri" w:cs="Arial"/>
+                <w:i/>
                 <w:sz w:val="18"/>
                 <w:szCs w:val="20"/>
                 <w:lang w:eastAsia="es-CL"/>
@@ -1725,7 +2791,6 @@
               <w:rPr>
                 <w:rFonts w:ascii="Calibri" w:hAnsi="Calibri" w:cs="Arial"/>
                 <w:i/>
-                <w:color w:val="0070C0"/>
                 <w:sz w:val="18"/>
                 <w:szCs w:val="20"/>
                 <w:lang w:eastAsia="es-CL"/>
@@ -1736,12 +2801,122 @@
               <w:rPr>
                 <w:rFonts w:ascii="Calibri" w:hAnsi="Calibri" w:cs="Arial"/>
                 <w:i/>
-                <w:color w:val="0070C0"/>
                 <w:sz w:val="18"/>
                 <w:szCs w:val="20"/>
                 <w:lang w:eastAsia="es-CL"/>
               </w:rPr>
               <w:t xml:space="preserve"> tu Proyecto APT?</w:t>
+            </w:r>
+          </w:p>
+          <w:p>
+            <w:pPr>
+              <w:pStyle w:val="Prrafodelista"/>
+              <w:jc w:val="both"/>
+              <w:rPr>
+                <w:rFonts w:ascii="Calibri" w:hAnsi="Calibri" w:cs="Arial"/>
+                <w:i/>
+                <w:sz w:val="18"/>
+                <w:szCs w:val="20"/>
+                <w:lang w:eastAsia="es-CL"/>
+              </w:rPr>
+            </w:pPr>
+            <w:r>
+              <w:rPr>
+                <w:rFonts w:ascii="Calibri" w:hAnsi="Calibri" w:cs="Arial"/>
+                <w:i/>
+                <w:sz w:val="18"/>
+                <w:szCs w:val="20"/>
+                <w:lang w:eastAsia="es-CL"/>
+              </w:rPr>
+              <w:t xml:space="preserve">El proceso inició con la definición de requisitos e historias de usuario, pasando luego al diseño arquitectónico y de base de datos. Posteriormente, se programó el </w:t>
+            </w:r>
+            <w:proofErr w:type="spellStart"/>
+            <w:r>
+              <w:rPr>
+                <w:rFonts w:ascii="Calibri" w:hAnsi="Calibri" w:cs="Arial"/>
+                <w:i/>
+                <w:sz w:val="18"/>
+                <w:szCs w:val="20"/>
+                <w:lang w:eastAsia="es-CL"/>
+              </w:rPr>
+              <w:t>backend</w:t>
+            </w:r>
+            <w:proofErr w:type="spellEnd"/>
+            <w:r>
+              <w:rPr>
+                <w:rFonts w:ascii="Calibri" w:hAnsi="Calibri" w:cs="Arial"/>
+                <w:i/>
+                <w:sz w:val="18"/>
+                <w:szCs w:val="20"/>
+                <w:lang w:eastAsia="es-CL"/>
+              </w:rPr>
+              <w:t xml:space="preserve"> </w:t>
+            </w:r>
+            <w:proofErr w:type="spellStart"/>
+            <w:r>
+              <w:rPr>
+                <w:rFonts w:ascii="Calibri" w:hAnsi="Calibri" w:cs="Arial"/>
+                <w:i/>
+                <w:sz w:val="18"/>
+                <w:szCs w:val="20"/>
+                <w:lang w:eastAsia="es-CL"/>
+              </w:rPr>
+              <w:t>core</w:t>
+            </w:r>
+            <w:proofErr w:type="spellEnd"/>
+            <w:r>
+              <w:rPr>
+                <w:rFonts w:ascii="Calibri" w:hAnsi="Calibri" w:cs="Arial"/>
+                <w:i/>
+                <w:sz w:val="18"/>
+                <w:szCs w:val="20"/>
+                <w:lang w:eastAsia="es-CL"/>
+              </w:rPr>
+              <w:t xml:space="preserve"> y la integración de pagos, seguido por el desarrollo de la aplicación móvil y el </w:t>
+            </w:r>
+            <w:proofErr w:type="spellStart"/>
+            <w:r>
+              <w:rPr>
+                <w:rFonts w:ascii="Calibri" w:hAnsi="Calibri" w:cs="Arial"/>
+                <w:i/>
+                <w:sz w:val="18"/>
+                <w:szCs w:val="20"/>
+                <w:lang w:eastAsia="es-CL"/>
+              </w:rPr>
+              <w:t>frontend</w:t>
+            </w:r>
+            <w:proofErr w:type="spellEnd"/>
+            <w:r>
+              <w:rPr>
+                <w:rFonts w:ascii="Calibri" w:hAnsi="Calibri" w:cs="Arial"/>
+                <w:i/>
+                <w:sz w:val="18"/>
+                <w:szCs w:val="20"/>
+                <w:lang w:eastAsia="es-CL"/>
+              </w:rPr>
+              <w:t xml:space="preserve">. Finalmente, en la última parte la cual no se ha desarrollado todavía se implementará el prototipo de hardware </w:t>
+            </w:r>
+            <w:proofErr w:type="spellStart"/>
+            <w:r>
+              <w:rPr>
+                <w:rFonts w:ascii="Calibri" w:hAnsi="Calibri" w:cs="Arial"/>
+                <w:i/>
+                <w:sz w:val="18"/>
+                <w:szCs w:val="20"/>
+                <w:lang w:eastAsia="es-CL"/>
+              </w:rPr>
+              <w:t>AIoT</w:t>
+            </w:r>
+            <w:proofErr w:type="spellEnd"/>
+            <w:r>
+              <w:rPr>
+                <w:rFonts w:ascii="Calibri" w:hAnsi="Calibri" w:cs="Arial"/>
+                <w:i/>
+                <w:sz w:val="18"/>
+                <w:szCs w:val="20"/>
+                <w:lang w:eastAsia="es-CL"/>
+              </w:rPr>
+              <w:t xml:space="preserve"> y se ejecutó la certificación de calidad (QA).</w:t>
             </w:r>
           </w:p>
           <w:p>
@@ -1757,17 +2932,15 @@
               <w:rPr>
                 <w:rFonts w:ascii="Calibri" w:hAnsi="Calibri" w:cs="Arial"/>
                 <w:i/>
-                <w:color w:val="0070C0"/>
-                <w:sz w:val="18"/>
-                <w:szCs w:val="20"/>
-                <w:lang w:eastAsia="es-CL"/>
-              </w:rPr>
-            </w:pPr>
-            <w:r>
-              <w:rPr>
-                <w:rFonts w:ascii="Calibri" w:hAnsi="Calibri" w:cs="Arial"/>
-                <w:i/>
-                <w:color w:val="0070C0"/>
+                <w:sz w:val="18"/>
+                <w:szCs w:val="20"/>
+                <w:lang w:eastAsia="es-CL"/>
+              </w:rPr>
+            </w:pPr>
+            <w:r>
+              <w:rPr>
+                <w:rFonts w:ascii="Calibri" w:hAnsi="Calibri" w:cs="Arial"/>
+                <w:i/>
                 <w:sz w:val="18"/>
                 <w:szCs w:val="20"/>
                 <w:lang w:eastAsia="es-CL"/>
@@ -1778,7 +2951,6 @@
               <w:rPr>
                 <w:rFonts w:ascii="Calibri" w:hAnsi="Calibri" w:cs="Arial"/>
                 <w:i/>
-                <w:color w:val="0070C0"/>
                 <w:sz w:val="18"/>
                 <w:szCs w:val="20"/>
                 <w:lang w:eastAsia="es-CL"/>
@@ -1793,17 +2965,15 @@
               <w:rPr>
                 <w:rFonts w:ascii="Calibri" w:hAnsi="Calibri" w:cs="Arial"/>
                 <w:i/>
-                <w:color w:val="0070C0"/>
-                <w:sz w:val="18"/>
-                <w:szCs w:val="20"/>
-                <w:lang w:eastAsia="es-CL"/>
-              </w:rPr>
-            </w:pPr>
-            <w:r>
-              <w:rPr>
-                <w:rFonts w:ascii="Calibri" w:hAnsi="Calibri" w:cs="Arial"/>
-                <w:i/>
-                <w:color w:val="0070C0"/>
+                <w:sz w:val="18"/>
+                <w:szCs w:val="20"/>
+                <w:lang w:eastAsia="es-CL"/>
+              </w:rPr>
+            </w:pPr>
+            <w:r>
+              <w:rPr>
+                <w:rFonts w:ascii="Calibri" w:hAnsi="Calibri" w:cs="Arial"/>
+                <w:i/>
                 <w:sz w:val="18"/>
                 <w:szCs w:val="20"/>
                 <w:lang w:eastAsia="es-CL"/>
@@ -1818,17 +2988,214 @@
               <w:rPr>
                 <w:rFonts w:ascii="Calibri" w:hAnsi="Calibri" w:cs="Arial"/>
                 <w:i/>
-                <w:color w:val="0070C0"/>
-                <w:sz w:val="18"/>
-                <w:szCs w:val="20"/>
-                <w:lang w:eastAsia="es-CL"/>
-              </w:rPr>
-            </w:pPr>
-            <w:r>
-              <w:rPr>
-                <w:rFonts w:ascii="Calibri" w:hAnsi="Calibri" w:cs="Arial"/>
-                <w:i/>
-                <w:color w:val="0070C0"/>
+                <w:sz w:val="18"/>
+                <w:szCs w:val="20"/>
+                <w:lang w:eastAsia="es-CL"/>
+              </w:rPr>
+            </w:pPr>
+            <w:r>
+              <w:rPr>
+                <w:rFonts w:ascii="Calibri" w:hAnsi="Calibri" w:cs="Arial"/>
+                <w:i/>
+                <w:sz w:val="18"/>
+                <w:szCs w:val="20"/>
+                <w:lang w:eastAsia="es-CL"/>
+              </w:rPr>
+              <w:t xml:space="preserve">El desarrollo se vio favorecido por la adopción de un </w:t>
+            </w:r>
+            <w:proofErr w:type="spellStart"/>
+            <w:r>
+              <w:rPr>
+                <w:rFonts w:ascii="Calibri" w:hAnsi="Calibri" w:cs="Arial"/>
+                <w:i/>
+                <w:sz w:val="18"/>
+                <w:szCs w:val="20"/>
+                <w:lang w:eastAsia="es-CL"/>
+              </w:rPr>
+              <w:t>stack</w:t>
+            </w:r>
+            <w:proofErr w:type="spellEnd"/>
+            <w:r>
+              <w:rPr>
+                <w:rFonts w:ascii="Calibri" w:hAnsi="Calibri" w:cs="Arial"/>
+                <w:i/>
+                <w:sz w:val="18"/>
+                <w:szCs w:val="20"/>
+                <w:lang w:eastAsia="es-CL"/>
+              </w:rPr>
+              <w:t xml:space="preserve"> tecnológico open-</w:t>
+            </w:r>
+            <w:proofErr w:type="spellStart"/>
+            <w:r>
+              <w:rPr>
+                <w:rFonts w:ascii="Calibri" w:hAnsi="Calibri" w:cs="Arial"/>
+                <w:i/>
+                <w:sz w:val="18"/>
+                <w:szCs w:val="20"/>
+                <w:lang w:eastAsia="es-CL"/>
+              </w:rPr>
+              <w:t>source</w:t>
+            </w:r>
+            <w:proofErr w:type="spellEnd"/>
+            <w:r>
+              <w:rPr>
+                <w:rFonts w:ascii="Calibri" w:hAnsi="Calibri" w:cs="Arial"/>
+                <w:i/>
+                <w:sz w:val="18"/>
+                <w:szCs w:val="20"/>
+                <w:lang w:eastAsia="es-CL"/>
+              </w:rPr>
+              <w:t xml:space="preserve"> gratuito (Django, </w:t>
+            </w:r>
+            <w:proofErr w:type="spellStart"/>
+            <w:r>
+              <w:rPr>
+                <w:rFonts w:ascii="Calibri" w:hAnsi="Calibri" w:cs="Arial"/>
+                <w:i/>
+                <w:sz w:val="18"/>
+                <w:szCs w:val="20"/>
+                <w:lang w:eastAsia="es-CL"/>
+              </w:rPr>
+              <w:t>PostgreSQL</w:t>
+            </w:r>
+            <w:proofErr w:type="spellEnd"/>
+            <w:r>
+              <w:rPr>
+                <w:rFonts w:ascii="Calibri" w:hAnsi="Calibri" w:cs="Arial"/>
+                <w:i/>
+                <w:sz w:val="18"/>
+                <w:szCs w:val="20"/>
+                <w:lang w:eastAsia="es-CL"/>
+              </w:rPr>
+              <w:t xml:space="preserve">, </w:t>
+            </w:r>
+            <w:proofErr w:type="spellStart"/>
+            <w:r>
+              <w:rPr>
+                <w:rFonts w:ascii="Calibri" w:hAnsi="Calibri" w:cs="Arial"/>
+                <w:i/>
+                <w:sz w:val="18"/>
+                <w:szCs w:val="20"/>
+                <w:lang w:eastAsia="es-CL"/>
+              </w:rPr>
+              <w:t>React</w:t>
+            </w:r>
+            <w:proofErr w:type="spellEnd"/>
+            <w:r>
+              <w:rPr>
+                <w:rFonts w:ascii="Calibri" w:hAnsi="Calibri" w:cs="Arial"/>
+                <w:i/>
+                <w:sz w:val="18"/>
+                <w:szCs w:val="20"/>
+                <w:lang w:eastAsia="es-CL"/>
+              </w:rPr>
+              <w:t xml:space="preserve"> </w:t>
+            </w:r>
+            <w:proofErr w:type="spellStart"/>
+            <w:r>
+              <w:rPr>
+                <w:rFonts w:ascii="Calibri" w:hAnsi="Calibri" w:cs="Arial"/>
+                <w:i/>
+                <w:sz w:val="18"/>
+                <w:szCs w:val="20"/>
+                <w:lang w:eastAsia="es-CL"/>
+              </w:rPr>
+              <w:t>Native</w:t>
+            </w:r>
+            <w:proofErr w:type="spellEnd"/>
+            <w:r>
+              <w:rPr>
+                <w:rFonts w:ascii="Calibri" w:hAnsi="Calibri" w:cs="Arial"/>
+                <w:i/>
+                <w:sz w:val="18"/>
+                <w:szCs w:val="20"/>
+                <w:lang w:eastAsia="es-CL"/>
+              </w:rPr>
+              <w:t xml:space="preserve">). De igual manera, la disponibilidad de entornos de prueba de tipo </w:t>
+            </w:r>
+            <w:proofErr w:type="spellStart"/>
+            <w:r>
+              <w:rPr>
+                <w:rFonts w:ascii="Calibri" w:hAnsi="Calibri" w:cs="Arial"/>
+                <w:i/>
+                <w:sz w:val="18"/>
+                <w:szCs w:val="20"/>
+                <w:lang w:eastAsia="es-CL"/>
+              </w:rPr>
+              <w:t>sandbox</w:t>
+            </w:r>
+            <w:proofErr w:type="spellEnd"/>
+            <w:r>
+              <w:rPr>
+                <w:rFonts w:ascii="Calibri" w:hAnsi="Calibri" w:cs="Arial"/>
+                <w:i/>
+                <w:sz w:val="18"/>
+                <w:szCs w:val="20"/>
+                <w:lang w:eastAsia="es-CL"/>
+              </w:rPr>
+              <w:t xml:space="preserve">, como el SDK oficial de </w:t>
+            </w:r>
+            <w:proofErr w:type="spellStart"/>
+            <w:r>
+              <w:rPr>
+                <w:rFonts w:ascii="Calibri" w:hAnsi="Calibri" w:cs="Arial"/>
+                <w:i/>
+                <w:sz w:val="18"/>
+                <w:szCs w:val="20"/>
+                <w:lang w:eastAsia="es-CL"/>
+              </w:rPr>
+              <w:t>Transbank</w:t>
+            </w:r>
+            <w:proofErr w:type="spellEnd"/>
+            <w:r>
+              <w:rPr>
+                <w:rFonts w:ascii="Calibri" w:hAnsi="Calibri" w:cs="Arial"/>
+                <w:i/>
+                <w:sz w:val="18"/>
+                <w:szCs w:val="20"/>
+                <w:lang w:eastAsia="es-CL"/>
+              </w:rPr>
+              <w:t xml:space="preserve"> para </w:t>
+            </w:r>
+            <w:proofErr w:type="spellStart"/>
+            <w:r>
+              <w:rPr>
+                <w:rFonts w:ascii="Calibri" w:hAnsi="Calibri" w:cs="Arial"/>
+                <w:i/>
+                <w:sz w:val="18"/>
+                <w:szCs w:val="20"/>
+                <w:lang w:eastAsia="es-CL"/>
+              </w:rPr>
+              <w:t>testing</w:t>
+            </w:r>
+            <w:proofErr w:type="spellEnd"/>
+            <w:r>
+              <w:rPr>
+                <w:rFonts w:ascii="Calibri" w:hAnsi="Calibri" w:cs="Arial"/>
+                <w:i/>
+                <w:sz w:val="18"/>
+                <w:szCs w:val="20"/>
+                <w:lang w:eastAsia="es-CL"/>
+              </w:rPr>
+              <w:t xml:space="preserve"> de pagos, y la madurez de la documentación oficial agilizaron sustancialmente los procesos de integración</w:t>
+            </w:r>
+          </w:p>
+          <w:p>
+            <w:pPr>
+              <w:pStyle w:val="Prrafodelista"/>
+              <w:jc w:val="both"/>
+              <w:rPr>
+                <w:rFonts w:ascii="Calibri" w:hAnsi="Calibri" w:cs="Arial"/>
+                <w:i/>
+                <w:sz w:val="18"/>
+                <w:szCs w:val="20"/>
+                <w:lang w:eastAsia="es-CL"/>
+              </w:rPr>
+            </w:pPr>
+            <w:r>
+              <w:rPr>
+                <w:rFonts w:ascii="Calibri" w:hAnsi="Calibri" w:cs="Arial"/>
+                <w:i/>
                 <w:sz w:val="18"/>
                 <w:szCs w:val="20"/>
                 <w:lang w:eastAsia="es-CL"/>
@@ -1839,13 +3206,135 @@
               <w:rPr>
                 <w:rFonts w:ascii="Calibri" w:hAnsi="Calibri" w:cs="Arial"/>
                 <w:i/>
-                <w:color w:val="0070C0"/>
                 <w:sz w:val="18"/>
                 <w:szCs w:val="20"/>
                 <w:lang w:eastAsia="es-CL"/>
               </w:rPr>
               <w:t xml:space="preserve"> enfrentaste en el desarrollo de tu Proyecto APT?</w:t>
             </w:r>
+          </w:p>
+          <w:p>
+            <w:pPr>
+              <w:pStyle w:val="Prrafodelista"/>
+              <w:jc w:val="both"/>
+              <w:rPr>
+                <w:rFonts w:ascii="Calibri" w:hAnsi="Calibri" w:cs="Arial"/>
+                <w:i/>
+                <w:sz w:val="18"/>
+                <w:szCs w:val="20"/>
+                <w:lang w:eastAsia="es-CL"/>
+              </w:rPr>
+            </w:pPr>
+            <w:r>
+              <w:rPr>
+                <w:rFonts w:ascii="Calibri" w:hAnsi="Calibri" w:cs="Arial"/>
+                <w:i/>
+                <w:sz w:val="18"/>
+                <w:szCs w:val="20"/>
+                <w:lang w:eastAsia="es-CL"/>
+              </w:rPr>
+              <w:t xml:space="preserve">Las principales dificultades enfrentadas fueron la dependencia de hardware físico y como implementaremos de manera correcta el uso del hardware </w:t>
+            </w:r>
+            <w:proofErr w:type="spellStart"/>
+            <w:r>
+              <w:rPr>
+                <w:rFonts w:ascii="Calibri" w:hAnsi="Calibri" w:cs="Arial"/>
+                <w:i/>
+                <w:sz w:val="18"/>
+                <w:szCs w:val="20"/>
+                <w:lang w:eastAsia="es-CL"/>
+              </w:rPr>
+              <w:t>AIoT</w:t>
+            </w:r>
+            <w:proofErr w:type="spellEnd"/>
+            <w:r>
+              <w:rPr>
+                <w:rFonts w:ascii="Calibri" w:hAnsi="Calibri" w:cs="Arial"/>
+                <w:i/>
+                <w:sz w:val="18"/>
+                <w:szCs w:val="20"/>
+                <w:lang w:eastAsia="es-CL"/>
+              </w:rPr>
+              <w:t xml:space="preserve"> usando los recursos que tenemos para comprobar su funcionalidad.</w:t>
+            </w:r>
+          </w:p>
+          <w:p>
+            <w:pPr>
+              <w:pStyle w:val="Prrafodelista"/>
+              <w:jc w:val="both"/>
+              <w:rPr>
+                <w:rFonts w:ascii="Calibri" w:hAnsi="Calibri" w:cs="Arial"/>
+                <w:i/>
+                <w:sz w:val="18"/>
+                <w:szCs w:val="20"/>
+                <w:lang w:eastAsia="es-CL"/>
+              </w:rPr>
+            </w:pPr>
+          </w:p>
+          <w:p>
+            <w:pPr>
+              <w:pStyle w:val="Prrafodelista"/>
+              <w:jc w:val="both"/>
+              <w:rPr>
+                <w:rFonts w:ascii="Calibri" w:hAnsi="Calibri" w:cs="Arial"/>
+                <w:i/>
+                <w:sz w:val="18"/>
+                <w:szCs w:val="20"/>
+                <w:lang w:eastAsia="es-CL"/>
+              </w:rPr>
+            </w:pPr>
+          </w:p>
+          <w:p>
+            <w:pPr>
+              <w:pStyle w:val="Prrafodelista"/>
+              <w:jc w:val="both"/>
+              <w:rPr>
+                <w:rFonts w:ascii="Calibri" w:hAnsi="Calibri" w:cs="Arial"/>
+                <w:i/>
+                <w:sz w:val="18"/>
+                <w:szCs w:val="20"/>
+                <w:lang w:eastAsia="es-CL"/>
+              </w:rPr>
+            </w:pPr>
+          </w:p>
+          <w:p>
+            <w:pPr>
+              <w:pStyle w:val="Prrafodelista"/>
+              <w:jc w:val="both"/>
+              <w:rPr>
+                <w:rFonts w:ascii="Calibri" w:hAnsi="Calibri" w:cs="Arial"/>
+                <w:i/>
+                <w:sz w:val="18"/>
+                <w:szCs w:val="20"/>
+                <w:lang w:eastAsia="es-CL"/>
+              </w:rPr>
+            </w:pPr>
+          </w:p>
+          <w:p>
+            <w:pPr>
+              <w:pStyle w:val="Prrafodelista"/>
+              <w:jc w:val="both"/>
+              <w:rPr>
+                <w:rFonts w:ascii="Calibri" w:hAnsi="Calibri" w:cs="Arial"/>
+                <w:i/>
+                <w:sz w:val="18"/>
+                <w:szCs w:val="20"/>
+                <w:lang w:eastAsia="es-CL"/>
+              </w:rPr>
+            </w:pPr>
+          </w:p>
+          <w:p>
+            <w:pPr>
+              <w:pStyle w:val="Prrafodelista"/>
+              <w:jc w:val="both"/>
+              <w:rPr>
+                <w:rFonts w:ascii="Calibri" w:hAnsi="Calibri" w:cs="Arial"/>
+                <w:i/>
+                <w:sz w:val="18"/>
+                <w:szCs w:val="20"/>
+                <w:lang w:eastAsia="es-CL"/>
+              </w:rPr>
+            </w:pPr>
           </w:p>
           <w:p>
             <w:pPr>
@@ -1860,28 +3349,26 @@
               <w:rPr>
                 <w:rFonts w:ascii="Calibri" w:hAnsi="Calibri" w:cs="Arial"/>
                 <w:i/>
-                <w:color w:val="0070C0"/>
-                <w:sz w:val="18"/>
-                <w:szCs w:val="20"/>
-                <w:lang w:eastAsia="es-CL"/>
-              </w:rPr>
-            </w:pPr>
-            <w:r>
-              <w:rPr>
-                <w:rFonts w:ascii="Calibri" w:hAnsi="Calibri" w:cs="Arial"/>
-                <w:i/>
-                <w:color w:val="0070C0"/>
-                <w:sz w:val="18"/>
-                <w:szCs w:val="20"/>
-                <w:lang w:eastAsia="es-CL"/>
-              </w:rPr>
+                <w:sz w:val="18"/>
+                <w:szCs w:val="20"/>
+                <w:lang w:eastAsia="es-CL"/>
+              </w:rPr>
+            </w:pPr>
+            <w:r>
+              <w:rPr>
+                <w:rFonts w:ascii="Calibri" w:hAnsi="Calibri" w:cs="Arial"/>
+                <w:i/>
+                <w:sz w:val="18"/>
+                <w:szCs w:val="20"/>
+                <w:lang w:eastAsia="es-CL"/>
+              </w:rPr>
+              <w:lastRenderedPageBreak/>
               <w:t>A</w:t>
             </w:r>
             <w:r>
               <w:rPr>
                 <w:rFonts w:ascii="Calibri" w:hAnsi="Calibri" w:cs="Arial"/>
                 <w:i/>
-                <w:color w:val="0070C0"/>
                 <w:sz w:val="18"/>
                 <w:szCs w:val="20"/>
                 <w:lang w:eastAsia="es-CL"/>
@@ -1892,7 +3379,6 @@
               <w:rPr>
                 <w:rFonts w:ascii="Calibri" w:hAnsi="Calibri" w:cs="Arial"/>
                 <w:i/>
-                <w:color w:val="0070C0"/>
                 <w:sz w:val="18"/>
                 <w:szCs w:val="20"/>
                 <w:lang w:eastAsia="es-CL"/>
@@ -1903,7 +3389,6 @@
               <w:rPr>
                 <w:rFonts w:ascii="Calibri" w:hAnsi="Calibri" w:cs="Arial"/>
                 <w:i/>
-                <w:color w:val="0070C0"/>
                 <w:sz w:val="18"/>
                 <w:szCs w:val="20"/>
                 <w:lang w:eastAsia="es-CL"/>
@@ -1917,22 +3402,139 @@
               <w:rPr>
                 <w:rFonts w:ascii="Calibri" w:hAnsi="Calibri" w:cs="Arial"/>
                 <w:i/>
-                <w:color w:val="0070C0"/>
-                <w:sz w:val="18"/>
-                <w:szCs w:val="20"/>
-                <w:lang w:eastAsia="es-CL"/>
-              </w:rPr>
-            </w:pPr>
-            <w:r>
-              <w:rPr>
-                <w:rFonts w:ascii="Calibri" w:hAnsi="Calibri" w:cs="Arial"/>
-                <w:i/>
-                <w:color w:val="0070C0"/>
+                <w:sz w:val="18"/>
+                <w:szCs w:val="20"/>
+                <w:lang w:eastAsia="es-CL"/>
+              </w:rPr>
+            </w:pPr>
+            <w:r>
+              <w:rPr>
+                <w:rFonts w:ascii="Calibri" w:hAnsi="Calibri" w:cs="Arial"/>
+                <w:i/>
                 <w:sz w:val="18"/>
                 <w:szCs w:val="20"/>
                 <w:lang w:eastAsia="es-CL"/>
               </w:rPr>
               <w:t xml:space="preserve">¿Cómo abordaste las dificultades para cumplir con los objetivos? ¿Tuviste que hacer algún ajuste? ¿Qué ajuste? </w:t>
+            </w:r>
+          </w:p>
+          <w:p>
+            <w:pPr>
+              <w:ind w:left="720"/>
+              <w:rPr>
+                <w:rFonts w:ascii="Calibri" w:hAnsi="Calibri" w:cs="Arial"/>
+                <w:i/>
+                <w:sz w:val="18"/>
+                <w:szCs w:val="20"/>
+                <w:lang w:eastAsia="es-CL"/>
+              </w:rPr>
+            </w:pPr>
+            <w:r>
+              <w:rPr>
+                <w:i/>
+                <w:iCs/>
+                <w:sz w:val="18"/>
+                <w:szCs w:val="18"/>
+              </w:rPr>
+              <w:t>Para mitigar las fallas en servicios de terceros, s</w:t>
+            </w:r>
+            <w:r>
+              <w:rPr>
+                <w:i/>
+                <w:iCs/>
+                <w:sz w:val="18"/>
+                <w:szCs w:val="18"/>
+              </w:rPr>
+              <w:t>e diseñaron pruebas unitarias.</w:t>
+            </w:r>
+            <w:r>
+              <w:rPr>
+                <w:i/>
+                <w:iCs/>
+                <w:sz w:val="18"/>
+                <w:szCs w:val="18"/>
+              </w:rPr>
+              <w:t xml:space="preserve"> Los inconvenientes del hardware </w:t>
+            </w:r>
+            <w:proofErr w:type="spellStart"/>
+            <w:r>
+              <w:rPr>
+                <w:i/>
+                <w:iCs/>
+                <w:sz w:val="18"/>
+                <w:szCs w:val="18"/>
+              </w:rPr>
+              <w:t>AIoT</w:t>
+            </w:r>
+            <w:proofErr w:type="spellEnd"/>
+            <w:r>
+              <w:rPr>
+                <w:i/>
+                <w:iCs/>
+                <w:sz w:val="18"/>
+                <w:szCs w:val="18"/>
+              </w:rPr>
+              <w:t xml:space="preserve"> se resolvieron alimentando el sistema temporalmente con </w:t>
+            </w:r>
+            <w:proofErr w:type="spellStart"/>
+            <w:r>
+              <w:rPr>
+                <w:i/>
+                <w:iCs/>
+                <w:sz w:val="18"/>
+                <w:szCs w:val="18"/>
+              </w:rPr>
+              <w:t>datasets</w:t>
+            </w:r>
+            <w:proofErr w:type="spellEnd"/>
+            <w:r>
+              <w:rPr>
+                <w:i/>
+                <w:iCs/>
+                <w:sz w:val="18"/>
+                <w:szCs w:val="18"/>
+              </w:rPr>
+              <w:t xml:space="preserve"> y flujos de video sintéticos grabados localmente para calibrar la lectura. Finalmente, para evitar el desborde del alcance, se aplicó una priorización estricta del </w:t>
+            </w:r>
+            <w:proofErr w:type="spellStart"/>
+            <w:r>
+              <w:rPr>
+                <w:i/>
+                <w:iCs/>
+                <w:sz w:val="18"/>
+                <w:szCs w:val="18"/>
+              </w:rPr>
+              <w:t>backlog</w:t>
+            </w:r>
+            <w:proofErr w:type="spellEnd"/>
+            <w:r>
+              <w:rPr>
+                <w:i/>
+                <w:iCs/>
+                <w:sz w:val="18"/>
+                <w:szCs w:val="18"/>
+              </w:rPr>
+              <w:t xml:space="preserve"> bajo el método </w:t>
+            </w:r>
+            <w:proofErr w:type="spellStart"/>
+            <w:r>
+              <w:rPr>
+                <w:i/>
+                <w:iCs/>
+                <w:sz w:val="18"/>
+                <w:szCs w:val="18"/>
+              </w:rPr>
+              <w:t>MoSCoW</w:t>
+            </w:r>
+            <w:proofErr w:type="spellEnd"/>
+            <w:r>
+              <w:rPr>
+                <w:i/>
+                <w:iCs/>
+                <w:sz w:val="18"/>
+                <w:szCs w:val="18"/>
+              </w:rPr>
+              <w:t>, asegurando la entrega de un Producto Mínimo Viable (MVP) completamente transaccional antes de acoplar características avanzadas.</w:t>
             </w:r>
           </w:p>
         </w:tc>
@@ -1960,6 +3562,7 @@
                 <w:color w:val="1F3864" w:themeColor="accent1" w:themeShade="80"/>
                 <w:sz w:val="18"/>
               </w:rPr>
+              <w:lastRenderedPageBreak/>
               <w:t>5. Evidencias</w:t>
             </w:r>
           </w:p>
@@ -1983,7 +3586,6 @@
                 <w:rFonts w:ascii="Calibri" w:hAnsi="Calibri" w:cs="Arial"/>
                 <w:i/>
                 <w:iCs/>
-                <w:color w:val="0070C0"/>
                 <w:sz w:val="18"/>
                 <w:szCs w:val="20"/>
                 <w:lang w:eastAsia="es-CL"/>
@@ -1994,7 +3596,6 @@
                 <w:rFonts w:ascii="Calibri" w:hAnsi="Calibri" w:cs="Arial"/>
                 <w:i/>
                 <w:iCs/>
-                <w:color w:val="0070C0"/>
                 <w:sz w:val="18"/>
                 <w:szCs w:val="20"/>
                 <w:lang w:eastAsia="es-CL"/>
@@ -2006,7 +3607,6 @@
                 <w:rFonts w:ascii="Calibri" w:hAnsi="Calibri" w:cs="Arial"/>
                 <w:i/>
                 <w:iCs/>
-                <w:color w:val="0070C0"/>
                 <w:sz w:val="18"/>
                 <w:szCs w:val="20"/>
                 <w:lang w:eastAsia="es-CL"/>
@@ -2018,7 +3618,6 @@
                 <w:rFonts w:ascii="Calibri" w:hAnsi="Calibri" w:cs="Arial"/>
                 <w:i/>
                 <w:iCs/>
-                <w:color w:val="0070C0"/>
                 <w:sz w:val="18"/>
                 <w:szCs w:val="20"/>
                 <w:lang w:eastAsia="es-CL"/>
@@ -2030,34 +3629,327 @@
             <w:pPr>
               <w:ind w:left="743"/>
               <w:rPr>
+                <w:rFonts w:ascii="Calibri" w:hAnsi="Calibri" w:cs="Arial"/>
+                <w:i/>
+                <w:sz w:val="18"/>
+                <w:szCs w:val="20"/>
+                <w:lang w:eastAsia="es-CL"/>
+              </w:rPr>
+            </w:pPr>
+            <w:r>
+              <w:rPr>
+                <w:rFonts w:ascii="Calibri" w:hAnsi="Calibri" w:cs="Arial"/>
+                <w:i/>
+                <w:sz w:val="18"/>
+                <w:szCs w:val="20"/>
+                <w:lang w:eastAsia="es-CL"/>
+              </w:rPr>
+              <w:t>¿Qué evidencias pueden servir para que los demás puedan visualizar y entender las distintas etapas de tu Proyecto APT y el resultado final?</w:t>
+            </w:r>
+            <w:r>
+              <w:rPr>
+                <w:rFonts w:ascii="Calibri" w:hAnsi="Calibri" w:cs="Arial"/>
+                <w:i/>
+                <w:sz w:val="18"/>
+                <w:szCs w:val="20"/>
+                <w:lang w:eastAsia="es-CL"/>
+              </w:rPr>
+              <w:t xml:space="preserve"> </w:t>
+            </w:r>
+          </w:p>
+          <w:p>
+            <w:pPr>
+              <w:ind w:left="743"/>
+              <w:rPr>
+                <w:i/>
+                <w:iCs/>
+                <w:sz w:val="18"/>
+                <w:szCs w:val="18"/>
+              </w:rPr>
+            </w:pPr>
+            <w:r>
+              <w:rPr>
+                <w:i/>
+                <w:iCs/>
+                <w:sz w:val="18"/>
+                <w:szCs w:val="18"/>
+              </w:rPr>
+              <w:t>(</w:t>
+            </w:r>
+            <w:proofErr w:type="spellStart"/>
+            <w:r>
+              <w:rPr>
+                <w:i/>
+                <w:iCs/>
+                <w:sz w:val="18"/>
+                <w:szCs w:val="18"/>
+              </w:rPr>
+              <w:t>Git-Hub</w:t>
+            </w:r>
+            <w:proofErr w:type="spellEnd"/>
+            <w:r>
+              <w:rPr>
+                <w:i/>
+                <w:iCs/>
+                <w:sz w:val="18"/>
+                <w:szCs w:val="18"/>
+              </w:rPr>
+              <w:t xml:space="preserve">) </w:t>
+            </w:r>
+          </w:p>
+          <w:p>
+            <w:pPr>
+              <w:ind w:left="743"/>
+              <w:rPr>
+                <w:i/>
+                <w:sz w:val="18"/>
+              </w:rPr>
+            </w:pPr>
+            <w:r>
+              <w:rPr>
+                <w:i/>
+                <w:sz w:val="18"/>
+              </w:rPr>
+              <w:t>•</w:t>
+            </w:r>
+            <w:r>
+              <w:rPr>
+                <w:i/>
+                <w:sz w:val="18"/>
+              </w:rPr>
+              <w:t xml:space="preserve"> </w:t>
+            </w:r>
+            <w:r>
+              <w:rPr>
+                <w:i/>
+                <w:sz w:val="18"/>
+              </w:rPr>
+              <w:t>Documento de especificación IEEE 830 e historias de usuario.</w:t>
+            </w:r>
+          </w:p>
+          <w:p>
+            <w:pPr>
+              <w:ind w:left="743"/>
+              <w:rPr>
+                <w:i/>
+                <w:sz w:val="18"/>
+              </w:rPr>
+            </w:pPr>
+            <w:r>
+              <w:rPr>
+                <w:i/>
+                <w:sz w:val="18"/>
+              </w:rPr>
+              <w:t>•</w:t>
+            </w:r>
+            <w:r>
+              <w:rPr>
+                <w:i/>
+                <w:sz w:val="18"/>
+              </w:rPr>
+              <w:t xml:space="preserve"> </w:t>
+            </w:r>
+            <w:r>
+              <w:rPr>
+                <w:i/>
+                <w:sz w:val="18"/>
+              </w:rPr>
+              <w:t>Diagramas UML (casos de uso, clases y actividad).</w:t>
+            </w:r>
+          </w:p>
+          <w:p>
+            <w:pPr>
+              <w:ind w:left="743"/>
+              <w:rPr>
+                <w:i/>
+                <w:sz w:val="18"/>
+              </w:rPr>
+            </w:pPr>
+            <w:r>
+              <w:rPr>
+                <w:i/>
+                <w:sz w:val="18"/>
+              </w:rPr>
+              <w:t>•</w:t>
+            </w:r>
+            <w:r>
+              <w:rPr>
+                <w:i/>
+                <w:sz w:val="18"/>
+              </w:rPr>
+              <w:t xml:space="preserve"> </w:t>
+            </w:r>
+            <w:r>
+              <w:rPr>
+                <w:i/>
+                <w:sz w:val="18"/>
+              </w:rPr>
+              <w:t xml:space="preserve">Modelo de base de datos relacional en </w:t>
+            </w:r>
+            <w:proofErr w:type="spellStart"/>
+            <w:r>
+              <w:rPr>
+                <w:i/>
+                <w:sz w:val="18"/>
+              </w:rPr>
+              <w:t>PostgreSQL</w:t>
+            </w:r>
+            <w:proofErr w:type="spellEnd"/>
+            <w:r>
+              <w:rPr>
+                <w:i/>
+                <w:sz w:val="18"/>
+              </w:rPr>
+              <w:t>.</w:t>
+            </w:r>
+          </w:p>
+          <w:p>
+            <w:pPr>
+              <w:ind w:left="743"/>
+              <w:rPr>
+                <w:i/>
+                <w:sz w:val="18"/>
+              </w:rPr>
+            </w:pPr>
+            <w:r>
+              <w:rPr>
+                <w:i/>
+                <w:sz w:val="18"/>
+              </w:rPr>
+              <w:t>•</w:t>
+            </w:r>
+            <w:r>
+              <w:rPr>
+                <w:i/>
+                <w:sz w:val="18"/>
+              </w:rPr>
+              <w:t xml:space="preserve"> </w:t>
+            </w:r>
+            <w:proofErr w:type="spellStart"/>
+            <w:r>
+              <w:rPr>
+                <w:i/>
+                <w:sz w:val="18"/>
+              </w:rPr>
+              <w:t>Mockups</w:t>
+            </w:r>
+            <w:proofErr w:type="spellEnd"/>
+            <w:r>
+              <w:rPr>
+                <w:i/>
+                <w:sz w:val="18"/>
+              </w:rPr>
+              <w:t xml:space="preserve"> de interfaces de usuario (UI) para plataformas web y móvil.</w:t>
+            </w:r>
+          </w:p>
+          <w:p>
+            <w:pPr>
+              <w:ind w:left="743"/>
+              <w:rPr>
+                <w:i/>
+                <w:sz w:val="18"/>
+              </w:rPr>
+            </w:pPr>
+            <w:r>
+              <w:rPr>
+                <w:i/>
+                <w:sz w:val="18"/>
+              </w:rPr>
+              <w:t>•</w:t>
+            </w:r>
+            <w:r>
+              <w:rPr>
+                <w:i/>
+                <w:sz w:val="18"/>
+              </w:rPr>
+              <w:t xml:space="preserve"> </w:t>
+            </w:r>
+            <w:r>
+              <w:rPr>
+                <w:i/>
+                <w:sz w:val="18"/>
+              </w:rPr>
+              <w:t>Documentación de gestión del proyecto (CANVAS, plan de trabajo y actas).</w:t>
+            </w:r>
+          </w:p>
+          <w:p>
+            <w:pPr>
+              <w:ind w:left="743"/>
+              <w:rPr>
+                <w:i/>
+                <w:sz w:val="18"/>
+              </w:rPr>
+            </w:pPr>
+            <w:r>
+              <w:rPr>
+                <w:i/>
+                <w:sz w:val="18"/>
+              </w:rPr>
+              <w:t>•</w:t>
+            </w:r>
+            <w:r>
+              <w:rPr>
+                <w:i/>
+                <w:sz w:val="18"/>
+              </w:rPr>
+              <w:t xml:space="preserve"> </w:t>
+            </w:r>
+            <w:r>
+              <w:rPr>
+                <w:i/>
+                <w:sz w:val="18"/>
+              </w:rPr>
+              <w:t xml:space="preserve">Código versionado del prototipo funcional </w:t>
+            </w:r>
+            <w:proofErr w:type="spellStart"/>
+            <w:r>
+              <w:rPr>
+                <w:i/>
+                <w:sz w:val="18"/>
+              </w:rPr>
+              <w:t>core</w:t>
+            </w:r>
+            <w:proofErr w:type="spellEnd"/>
+            <w:r>
+              <w:rPr>
+                <w:i/>
+                <w:sz w:val="18"/>
+              </w:rPr>
+              <w:t xml:space="preserve"> y plataforma desplegada.</w:t>
+            </w:r>
+          </w:p>
+          <w:p>
+            <w:pPr>
+              <w:ind w:left="743"/>
+              <w:rPr>
                 <w:b/>
                 <w:i/>
-                <w:color w:val="0070C0"/>
-                <w:sz w:val="18"/>
-              </w:rPr>
-            </w:pPr>
-            <w:r>
-              <w:rPr>
-                <w:rFonts w:ascii="Calibri" w:hAnsi="Calibri" w:cs="Arial"/>
-                <w:i/>
-                <w:color w:val="0070C0"/>
-                <w:sz w:val="18"/>
-                <w:szCs w:val="20"/>
-                <w:lang w:eastAsia="es-CL"/>
-              </w:rPr>
-              <w:t>¿Qué evidencias pueden servir para que los demás puedan visualizar y entender las distintas etapas de tu Proyecto APT y el resultado final?</w:t>
-            </w:r>
-            <w:r>
-              <w:rPr>
-                <w:rFonts w:ascii="Calibri" w:hAnsi="Calibri" w:cs="Arial"/>
-                <w:i/>
-                <w:color w:val="0070C0"/>
-                <w:sz w:val="18"/>
-                <w:szCs w:val="20"/>
-                <w:lang w:eastAsia="es-CL"/>
-              </w:rPr>
-              <w:t xml:space="preserve"> </w:t>
-            </w:r>
+                <w:sz w:val="18"/>
+              </w:rPr>
+            </w:pPr>
+            <w:r>
+              <w:rPr>
+                <w:i/>
+                <w:sz w:val="18"/>
+              </w:rPr>
+              <w:t xml:space="preserve">• </w:t>
+            </w:r>
+            <w:r>
+              <w:rPr>
+                <w:i/>
+                <w:sz w:val="18"/>
+              </w:rPr>
+              <w:t xml:space="preserve">Informe final de pruebas manuales y suites automatizadas de QA certificadas mediante </w:t>
+            </w:r>
+            <w:proofErr w:type="spellStart"/>
+            <w:r>
+              <w:rPr>
+                <w:i/>
+                <w:sz w:val="18"/>
+              </w:rPr>
+              <w:t>Pytest</w:t>
+            </w:r>
+            <w:proofErr w:type="spellEnd"/>
           </w:p>
         </w:tc>
       </w:tr>
@@ -2145,7 +4037,6 @@
                 <w:rFonts w:ascii="Calibri" w:hAnsi="Calibri" w:cs="Arial"/>
                 <w:i/>
                 <w:iCs/>
-                <w:color w:val="0070C0"/>
                 <w:sz w:val="18"/>
                 <w:szCs w:val="18"/>
                 <w:lang w:eastAsia="es-CL"/>
@@ -2156,7 +4047,6 @@
                 <w:rFonts w:ascii="Calibri" w:hAnsi="Calibri" w:cs="Arial"/>
                 <w:i/>
                 <w:iCs/>
-                <w:color w:val="0070C0"/>
                 <w:sz w:val="18"/>
                 <w:szCs w:val="18"/>
                 <w:lang w:eastAsia="es-CL"/>
@@ -2168,7 +4058,6 @@
                 <w:rFonts w:ascii="Calibri" w:hAnsi="Calibri" w:cs="Arial"/>
                 <w:i/>
                 <w:iCs/>
-                <w:color w:val="0070C0"/>
                 <w:sz w:val="18"/>
                 <w:szCs w:val="18"/>
                 <w:lang w:eastAsia="es-CL"/>
@@ -2180,7 +4069,6 @@
                 <w:rFonts w:ascii="Calibri" w:hAnsi="Calibri" w:cs="Arial"/>
                 <w:i/>
                 <w:iCs/>
-                <w:color w:val="0070C0"/>
                 <w:sz w:val="18"/>
                 <w:szCs w:val="18"/>
                 <w:lang w:eastAsia="es-CL"/>
@@ -2195,22 +4083,97 @@
               <w:rPr>
                 <w:rFonts w:ascii="Calibri" w:hAnsi="Calibri" w:cs="Arial"/>
                 <w:i/>
-                <w:color w:val="0070C0"/>
-                <w:sz w:val="18"/>
-                <w:szCs w:val="20"/>
-                <w:lang w:eastAsia="es-CL"/>
-              </w:rPr>
-            </w:pPr>
-            <w:r>
-              <w:rPr>
-                <w:rFonts w:ascii="Calibri" w:hAnsi="Calibri" w:cs="Arial"/>
-                <w:i/>
-                <w:color w:val="0070C0"/>
+                <w:sz w:val="18"/>
+                <w:szCs w:val="20"/>
+                <w:lang w:eastAsia="es-CL"/>
+              </w:rPr>
+            </w:pPr>
+            <w:r>
+              <w:rPr>
+                <w:rFonts w:ascii="Calibri" w:hAnsi="Calibri" w:cs="Arial"/>
+                <w:i/>
                 <w:sz w:val="18"/>
                 <w:szCs w:val="20"/>
                 <w:lang w:eastAsia="es-CL"/>
               </w:rPr>
               <w:t>¿De qué manera tu Proyecto APT te sirvió para tener mayor conocimiento de tus intereses profesionales? Luego de terminar tu Proyecto APT, ¿tus intereses profesionales siguen siendo los mismos que planteaste al comienzo de la asignatura?</w:t>
+            </w:r>
+          </w:p>
+          <w:p>
+            <w:pPr>
+              <w:pStyle w:val="Prrafodelista"/>
+              <w:jc w:val="both"/>
+              <w:rPr>
+                <w:rFonts w:ascii="Calibri" w:hAnsi="Calibri" w:cs="Arial"/>
+                <w:i/>
+                <w:sz w:val="18"/>
+                <w:szCs w:val="20"/>
+                <w:lang w:eastAsia="es-CL"/>
+              </w:rPr>
+            </w:pPr>
+            <w:r>
+              <w:rPr>
+                <w:rFonts w:ascii="Calibri" w:hAnsi="Calibri" w:cs="Arial"/>
+                <w:i/>
+                <w:sz w:val="18"/>
+                <w:szCs w:val="20"/>
+                <w:lang w:eastAsia="es-CL"/>
+              </w:rPr>
+              <w:t>La construcción de este proyecto ha permitido consolidar una profunda vocación hacia la ingeniería de software moderna, demostrando que el interés por el desarrollo Full-</w:t>
+            </w:r>
+            <w:proofErr w:type="spellStart"/>
+            <w:r>
+              <w:rPr>
+                <w:rFonts w:ascii="Calibri" w:hAnsi="Calibri" w:cs="Arial"/>
+                <w:i/>
+                <w:sz w:val="18"/>
+                <w:szCs w:val="20"/>
+                <w:lang w:eastAsia="es-CL"/>
+              </w:rPr>
+              <w:t>Stack</w:t>
+            </w:r>
+            <w:proofErr w:type="spellEnd"/>
+            <w:r>
+              <w:rPr>
+                <w:rFonts w:ascii="Calibri" w:hAnsi="Calibri" w:cs="Arial"/>
+                <w:i/>
+                <w:sz w:val="18"/>
+                <w:szCs w:val="20"/>
+                <w:lang w:eastAsia="es-CL"/>
+              </w:rPr>
+              <w:t xml:space="preserve">, el diseño de arquitecturas Cloud y la integración de tecnologías como </w:t>
+            </w:r>
+            <w:proofErr w:type="spellStart"/>
+            <w:r>
+              <w:rPr>
+                <w:rFonts w:ascii="Calibri" w:hAnsi="Calibri" w:cs="Arial"/>
+                <w:i/>
+                <w:sz w:val="18"/>
+                <w:szCs w:val="20"/>
+                <w:lang w:eastAsia="es-CL"/>
+              </w:rPr>
+              <w:t>AIoT</w:t>
+            </w:r>
+            <w:proofErr w:type="spellEnd"/>
+            <w:r>
+              <w:rPr>
+                <w:rFonts w:ascii="Calibri" w:hAnsi="Calibri" w:cs="Arial"/>
+                <w:i/>
+                <w:sz w:val="18"/>
+                <w:szCs w:val="20"/>
+                <w:lang w:eastAsia="es-CL"/>
+              </w:rPr>
+              <w:t xml:space="preserve"> es genuino. Tras finalizar el trabajo, los intereses profesionales no solo se mantienen alineados con las expectativas iniciales, sino que se han robustecido mediante la validación práctica de conocimientos técnicos</w:t>
+            </w:r>
+            <w:r>
+              <w:rPr>
+                <w:rFonts w:ascii="Calibri" w:hAnsi="Calibri" w:cs="Arial"/>
+                <w:i/>
+                <w:sz w:val="18"/>
+                <w:szCs w:val="20"/>
+                <w:lang w:eastAsia="es-CL"/>
+              </w:rPr>
+              <w:t xml:space="preserve"> en un entorno simulado.</w:t>
             </w:r>
           </w:p>
           <w:p>
@@ -2227,7 +4190,6 @@
                 <w:rFonts w:ascii="Calibri" w:hAnsi="Calibri" w:cs="Arial"/>
                 <w:i/>
                 <w:iCs/>
-                <w:color w:val="0070C0"/>
                 <w:sz w:val="18"/>
                 <w:szCs w:val="20"/>
                 <w:lang w:eastAsia="es-CL"/>
@@ -2238,7 +4200,6 @@
                 <w:rFonts w:ascii="Calibri" w:hAnsi="Calibri" w:cs="Arial"/>
                 <w:i/>
                 <w:iCs/>
-                <w:color w:val="0070C0"/>
                 <w:sz w:val="18"/>
                 <w:szCs w:val="20"/>
                 <w:lang w:eastAsia="es-CL"/>
@@ -2253,17 +4214,15 @@
               <w:rPr>
                 <w:rFonts w:ascii="Calibri" w:hAnsi="Calibri" w:cs="Arial"/>
                 <w:i/>
-                <w:color w:val="0070C0"/>
-                <w:sz w:val="18"/>
-                <w:szCs w:val="20"/>
-                <w:lang w:eastAsia="es-CL"/>
-              </w:rPr>
-            </w:pPr>
-            <w:r>
-              <w:rPr>
-                <w:rFonts w:ascii="Calibri" w:hAnsi="Calibri" w:cs="Arial"/>
-                <w:i/>
-                <w:color w:val="0070C0"/>
+                <w:sz w:val="18"/>
+                <w:szCs w:val="20"/>
+                <w:lang w:eastAsia="es-CL"/>
+              </w:rPr>
+            </w:pPr>
+            <w:r>
+              <w:rPr>
+                <w:rFonts w:ascii="Calibri" w:hAnsi="Calibri" w:cs="Arial"/>
+                <w:i/>
                 <w:sz w:val="18"/>
                 <w:szCs w:val="20"/>
                 <w:lang w:eastAsia="es-CL"/>
@@ -2278,22 +4237,132 @@
               <w:rPr>
                 <w:rFonts w:ascii="Calibri" w:hAnsi="Calibri" w:cs="Arial"/>
                 <w:i/>
-                <w:color w:val="0070C0"/>
-                <w:sz w:val="18"/>
-                <w:szCs w:val="20"/>
-                <w:lang w:eastAsia="es-CL"/>
-              </w:rPr>
-            </w:pPr>
-            <w:r>
-              <w:rPr>
-                <w:rFonts w:ascii="Calibri" w:hAnsi="Calibri" w:cs="Arial"/>
-                <w:i/>
-                <w:color w:val="0070C0"/>
+                <w:sz w:val="18"/>
+                <w:szCs w:val="20"/>
+                <w:lang w:eastAsia="es-CL"/>
+              </w:rPr>
+            </w:pPr>
+            <w:r>
+              <w:rPr>
+                <w:rFonts w:ascii="Calibri" w:hAnsi="Calibri" w:cs="Arial"/>
+                <w:i/>
+                <w:sz w:val="18"/>
+                <w:szCs w:val="20"/>
+                <w:lang w:eastAsia="es-CL"/>
+              </w:rPr>
+              <w:t xml:space="preserve">A futuro, me gustaría continuar profundizando en la arquitectura de </w:t>
+            </w:r>
+            <w:proofErr w:type="spellStart"/>
+            <w:r>
+              <w:rPr>
+                <w:rFonts w:ascii="Calibri" w:hAnsi="Calibri" w:cs="Arial"/>
+                <w:i/>
+                <w:sz w:val="18"/>
+                <w:szCs w:val="20"/>
+                <w:lang w:eastAsia="es-CL"/>
+              </w:rPr>
+              <w:t>microservicios</w:t>
+            </w:r>
+            <w:proofErr w:type="spellEnd"/>
+            <w:r>
+              <w:rPr>
+                <w:rFonts w:ascii="Calibri" w:hAnsi="Calibri" w:cs="Arial"/>
+                <w:i/>
+                <w:sz w:val="18"/>
+                <w:szCs w:val="20"/>
+                <w:lang w:eastAsia="es-CL"/>
+              </w:rPr>
+              <w:t>, plataformas SaaS de alto rendimiento, ciberseguridad transaccional e inteligencia artificial aplicada al borde (</w:t>
+            </w:r>
+            <w:proofErr w:type="spellStart"/>
+            <w:r>
+              <w:rPr>
+                <w:rFonts w:ascii="Calibri" w:hAnsi="Calibri" w:cs="Arial"/>
+                <w:i/>
+                <w:sz w:val="18"/>
+                <w:szCs w:val="20"/>
+                <w:lang w:eastAsia="es-CL"/>
+              </w:rPr>
+              <w:t>Edge</w:t>
+            </w:r>
+            <w:proofErr w:type="spellEnd"/>
+            <w:r>
+              <w:rPr>
+                <w:rFonts w:ascii="Calibri" w:hAnsi="Calibri" w:cs="Arial"/>
+                <w:i/>
+                <w:sz w:val="18"/>
+                <w:szCs w:val="20"/>
+                <w:lang w:eastAsia="es-CL"/>
+              </w:rPr>
+              <w:t xml:space="preserve"> Computing).</w:t>
+            </w:r>
+          </w:p>
+          <w:p>
+            <w:pPr>
+              <w:pStyle w:val="Prrafodelista"/>
+              <w:jc w:val="both"/>
+              <w:rPr>
+                <w:rFonts w:ascii="Calibri" w:hAnsi="Calibri" w:cs="Arial"/>
+                <w:i/>
+                <w:sz w:val="18"/>
+                <w:szCs w:val="20"/>
+                <w:lang w:eastAsia="es-CL"/>
+              </w:rPr>
+            </w:pPr>
+            <w:r>
+              <w:rPr>
+                <w:rFonts w:ascii="Calibri" w:hAnsi="Calibri" w:cs="Arial"/>
+                <w:i/>
                 <w:sz w:val="18"/>
                 <w:szCs w:val="20"/>
                 <w:lang w:eastAsia="es-CL"/>
               </w:rPr>
               <w:t xml:space="preserve">¿Cómo te proyectas laboralmente después de haber terminado tu Proyecto APT? </w:t>
+            </w:r>
+          </w:p>
+          <w:p>
+            <w:pPr>
+              <w:pStyle w:val="Prrafodelista"/>
+              <w:jc w:val="both"/>
+              <w:rPr>
+                <w:rFonts w:ascii="Calibri" w:hAnsi="Calibri" w:cs="Arial"/>
+                <w:i/>
+                <w:sz w:val="18"/>
+                <w:szCs w:val="20"/>
+                <w:lang w:eastAsia="es-CL"/>
+              </w:rPr>
+            </w:pPr>
+            <w:r>
+              <w:rPr>
+                <w:rFonts w:ascii="Calibri" w:hAnsi="Calibri" w:cs="Arial"/>
+                <w:i/>
+                <w:sz w:val="18"/>
+                <w:szCs w:val="20"/>
+                <w:lang w:eastAsia="es-CL"/>
+              </w:rPr>
+              <w:t>En el ámbito laboral, me proyectaría para asumir responsabilidades como desarrollador Full-</w:t>
+            </w:r>
+            <w:proofErr w:type="spellStart"/>
+            <w:r>
+              <w:rPr>
+                <w:rFonts w:ascii="Calibri" w:hAnsi="Calibri" w:cs="Arial"/>
+                <w:i/>
+                <w:sz w:val="18"/>
+                <w:szCs w:val="20"/>
+                <w:lang w:eastAsia="es-CL"/>
+              </w:rPr>
+              <w:t>Stack</w:t>
+            </w:r>
+            <w:proofErr w:type="spellEnd"/>
+            <w:r>
+              <w:rPr>
+                <w:rFonts w:ascii="Calibri" w:hAnsi="Calibri" w:cs="Arial"/>
+                <w:i/>
+                <w:sz w:val="18"/>
+                <w:szCs w:val="20"/>
+                <w:lang w:eastAsia="es-CL"/>
+              </w:rPr>
+              <w:t>, arquitecto de software o trabajar de desarrollo WEB en empresas del sector tecnológico, aplicando los rigurosos estándares metodológicos y de calidad aprendidos durante este proceso.</w:t>
             </w:r>
           </w:p>
         </w:tc>
@@ -4335,6 +6404,21 @@
 </file>
 
 <file path=customXml/item1.xml><?xml version="1.0" encoding="utf-8"?>
+<?mso-contentType ?>
+<FormTemplates xmlns="http://schemas.microsoft.com/sharepoint/v3/contenttype/forms">
+  <Display>DocumentLibraryForm</Display>
+  <Edit>DocumentLibraryForm</Edit>
+  <New>DocumentLibraryForm</New>
+</FormTemplates>
+</file>
+
+<file path=customXml/item2.xml><?xml version="1.0" encoding="utf-8"?>
+<p:properties xmlns:p="http://schemas.microsoft.com/office/2006/metadata/properties" xmlns:xsi="http://www.w3.org/2001/XMLSchema-instance" xmlns:pc="http://schemas.microsoft.com/office/infopath/2007/PartnerControls">
+  <documentManagement/>
+</p:properties>
+</file>
+
+<file path=customXml/item3.xml><?xml version="1.0" encoding="utf-8"?>
 <ct:contentTypeSchema xmlns:ct="http://schemas.microsoft.com/office/2006/metadata/contentType" xmlns:ma="http://schemas.microsoft.com/office/2006/metadata/properties/metaAttributes" ct:_="" ma:_="" ma:contentTypeName="Documento" ma:contentTypeID="0x010100E96778489EE7714D8BD12CC105EB918B" ma:contentTypeVersion="2" ma:contentTypeDescription="Crear nuevo documento." ma:contentTypeScope="" ma:versionID="416c5c7ae9b5d54d83875cd3c65194e3">
   <xsd:schema xmlns:xsd="http://www.w3.org/2001/XMLSchema" xmlns:xs="http://www.w3.org/2001/XMLSchema" xmlns:p="http://schemas.microsoft.com/office/2006/metadata/properties" xmlns:ns2="126e8a1c-9ea9-435a-ac89-d06c80d62e30" targetNamespace="http://schemas.microsoft.com/office/2006/metadata/properties" ma:root="true" ma:fieldsID="70a237c842677bd850644f8595079f5e" ns2:_="">
     <xsd:import namespace="126e8a1c-9ea9-435a-ac89-d06c80d62e30"/>
@@ -4466,26 +6550,28 @@
 </ct:contentTypeSchema>
 </file>
 
-<file path=customXml/item2.xml><?xml version="1.0" encoding="utf-8"?>
-<p:properties xmlns:p="http://schemas.microsoft.com/office/2006/metadata/properties" xmlns:xsi="http://www.w3.org/2001/XMLSchema-instance" xmlns:pc="http://schemas.microsoft.com/office/infopath/2007/PartnerControls">
-  <documentManagement/>
-</p:properties>
-</file>
-
-<file path=customXml/item3.xml><?xml version="1.0" encoding="utf-8"?>
-<?mso-contentType ?>
-<FormTemplates xmlns="http://schemas.microsoft.com/sharepoint/v3/contenttype/forms">
-  <Display>DocumentLibraryForm</Display>
-  <Edit>DocumentLibraryForm</Edit>
-  <New>DocumentLibraryForm</New>
-</FormTemplates>
-</file>
-
 <file path=customXml/item4.xml><?xml version="1.0" encoding="utf-8"?>
 <b:Sources xmlns:b="http://schemas.openxmlformats.org/officeDocument/2006/bibliography" xmlns="http://schemas.openxmlformats.org/officeDocument/2006/bibliography" SelectedStyle="\APASixthEditionOfficeOnline.xsl" StyleName="APA" Version="6"/>
 </file>
 
 <file path=customXml/itemProps1.xml><?xml version="1.0" encoding="utf-8"?>
+<ds:datastoreItem xmlns:ds="http://schemas.openxmlformats.org/officeDocument/2006/customXml" ds:itemID="{DB26575A-B7B3-4412-B642-D3B0845180CC}">
+  <ds:schemaRefs>
+    <ds:schemaRef ds:uri="http://schemas.microsoft.com/sharepoint/v3/contenttype/forms"/>
+  </ds:schemaRefs>
+</ds:datastoreItem>
+</file>
+
+<file path=customXml/itemProps2.xml><?xml version="1.0" encoding="utf-8"?>
+<ds:datastoreItem xmlns:ds="http://schemas.openxmlformats.org/officeDocument/2006/customXml" ds:itemID="{372B79FC-6971-4544-98C5-83069028712A}">
+  <ds:schemaRefs>
+    <ds:schemaRef ds:uri="http://schemas.microsoft.com/office/2006/metadata/properties"/>
+    <ds:schemaRef ds:uri="http://schemas.microsoft.com/office/infopath/2007/PartnerControls"/>
+  </ds:schemaRefs>
+</ds:datastoreItem>
+</file>
+
+<file path=customXml/itemProps3.xml><?xml version="1.0" encoding="utf-8"?>
 <ds:datastoreItem xmlns:ds="http://schemas.openxmlformats.org/officeDocument/2006/customXml" ds:itemID="{1A4E63CB-0BBC-477D-B96D-0B1E89CFECED}">
   <ds:schemaRefs>
     <ds:schemaRef ds:uri="http://schemas.microsoft.com/office/2006/metadata/contentType"/>
@@ -4503,32 +6589,8 @@
 </ds:datastoreItem>
 </file>
 
-<file path=customXml/itemProps2.xml><?xml version="1.0" encoding="utf-8"?>
-<ds:datastoreItem xmlns:ds="http://schemas.openxmlformats.org/officeDocument/2006/customXml" ds:itemID="{372B79FC-6971-4544-98C5-83069028712A}">
-  <ds:schemaRefs>
-    <ds:schemaRef ds:uri="http://purl.org/dc/dcmitype/"/>
-    <ds:schemaRef ds:uri="http://purl.org/dc/elements/1.1/"/>
-    <ds:schemaRef ds:uri="http://www.w3.org/XML/1998/namespace"/>
-    <ds:schemaRef ds:uri="126e8a1c-9ea9-435a-ac89-d06c80d62e30"/>
-    <ds:schemaRef ds:uri="http://schemas.microsoft.com/office/2006/documentManagement/types"/>
-    <ds:schemaRef ds:uri="http://purl.org/dc/terms/"/>
-    <ds:schemaRef ds:uri="http://schemas.microsoft.com/office/infopath/2007/PartnerControls"/>
-    <ds:schemaRef ds:uri="http://schemas.openxmlformats.org/package/2006/metadata/core-properties"/>
-    <ds:schemaRef ds:uri="http://schemas.microsoft.com/office/2006/metadata/properties"/>
-  </ds:schemaRefs>
-</ds:datastoreItem>
-</file>
-
-<file path=customXml/itemProps3.xml><?xml version="1.0" encoding="utf-8"?>
-<ds:datastoreItem xmlns:ds="http://schemas.openxmlformats.org/officeDocument/2006/customXml" ds:itemID="{DB26575A-B7B3-4412-B642-D3B0845180CC}">
-  <ds:schemaRefs>
-    <ds:schemaRef ds:uri="http://schemas.microsoft.com/sharepoint/v3/contenttype/forms"/>
-  </ds:schemaRefs>
-</ds:datastoreItem>
-</file>
-
 <file path=customXml/itemProps4.xml><?xml version="1.0" encoding="utf-8"?>
-<ds:datastoreItem xmlns:ds="http://schemas.openxmlformats.org/officeDocument/2006/customXml" ds:itemID="{BDCED711-E314-4C22-B587-D275DD8897EC}">
+<ds:datastoreItem xmlns:ds="http://schemas.openxmlformats.org/officeDocument/2006/customXml" ds:itemID="{ADD72B2A-98EC-4BAC-B0C8-C3927C9DDF52}">
   <ds:schemaRefs>
     <ds:schemaRef ds:uri="http://schemas.openxmlformats.org/officeDocument/2006/bibliography"/>
   </ds:schemaRefs>
